--- a/labs/lab06/report/report.docx
+++ b/labs/lab06/report/report.docx
@@ -111,11 +111,11 @@
         <w:pStyle w:val="FirstParagraph"/>
       </w:pPr>
       <w:r>
-        <w:t xml:space="preserve">Приобретение практических навыков взаимодействия пользователя с системой посредством командной строки.</w:t>
+        <w:t xml:space="preserve">Получить навыки управления процессами операционной системы.</w:t>
       </w:r>
     </w:p>
     <w:bookmarkEnd w:id="20"/>
-    <w:bookmarkStart w:id="39" w:name="выполнение-лабораторной-работы"/>
+    <w:bookmarkStart w:id="36" w:name="выполнение-лабораторной-работы"/>
     <w:p>
       <w:pPr>
         <w:pStyle w:val="Heading1"/>
@@ -142,31 +142,99 @@
         </w:numPr>
       </w:pPr>
       <w:r>
-        <w:t xml:space="preserve">Определите полное имя вашего домашнего каталога. Далее относительно этого каталога будут выполняться последующие упражнения.</w:t>
-      </w:r>
-      <w:r>
-        <w:t xml:space="preserve"> </w:t>
-      </w:r>
-      <w:r>
-        <w:t xml:space="preserve">Выполните следующие действия:</w:t>
-      </w:r>
-      <w:r>
-        <w:t xml:space="preserve"> </w:t>
-      </w:r>
-      <w:r>
-        <w:t xml:space="preserve">Перейдите в каталог /tmp.</w:t>
-      </w:r>
-      <w:r>
-        <w:t xml:space="preserve"> </w:t>
-      </w:r>
-      <w:r>
-        <w:t xml:space="preserve">Выведите на экран содержимое каталога /tmp. Для этого используйте команду ls</w:t>
-      </w:r>
-      <w:r>
-        <w:t xml:space="preserve"> </w:t>
-      </w:r>
-      <w:r>
-        <w:t xml:space="preserve">с различными опциями (рис. 1)</w:t>
+        <w:t xml:space="preserve">Управление заданиями.</w:t>
+      </w:r>
+    </w:p>
+    <w:p>
+      <w:pPr>
+        <w:pStyle w:val="FirstParagraph"/>
+      </w:pPr>
+      <w:r>
+        <w:t xml:space="preserve">Получите полномочия администратора. Введите следующие команды.</w:t>
+      </w:r>
+      <w:r>
+        <w:t xml:space="preserve"> </w:t>
+      </w:r>
+      <w:r>
+        <w:t xml:space="preserve">Вы увидите три задания, которые вы только что запустили. Первые два имеют со-</w:t>
+      </w:r>
+      <w:r>
+        <w:t xml:space="preserve"> </w:t>
+      </w:r>
+      <w:r>
+        <w:t xml:space="preserve">стояние Running, а последнее задание в настоящее время находится в состоянии</w:t>
+      </w:r>
+      <w:r>
+        <w:t xml:space="preserve"> </w:t>
+      </w:r>
+      <w:r>
+        <w:t xml:space="preserve">Stopped. Для продолжения выполнения задания 3 в фоновом режиме введите</w:t>
+      </w:r>
+      <w:r>
+        <w:t xml:space="preserve"> </w:t>
+      </w:r>
+      <w:r>
+        <w:t xml:space="preserve">bg 3</w:t>
+      </w:r>
+      <w:r>
+        <w:t xml:space="preserve"> </w:t>
+      </w:r>
+      <w:r>
+        <w:t xml:space="preserve">С помощью команды jobs посмотрите изменения в статусе заданий.</w:t>
+      </w:r>
+      <w:r>
+        <w:t xml:space="preserve"> </w:t>
+      </w:r>
+      <w:r>
+        <w:t xml:space="preserve">Введите Ctrl + c , чтобы отменить задание 1. С помощью команды jobs посмотрите</w:t>
+      </w:r>
+      <w:r>
+        <w:t xml:space="preserve"> </w:t>
+      </w:r>
+      <w:r>
+        <w:t xml:space="preserve">изменения в статусе заданий.</w:t>
+      </w:r>
+      <w:r>
+        <w:t xml:space="preserve"> </w:t>
+      </w:r>
+      <w:r>
+        <w:t xml:space="preserve">Проделайте то же самое для отмены заданий 2 и 3.</w:t>
+      </w:r>
+      <w:r>
+        <w:t xml:space="preserve"> </w:t>
+      </w:r>
+      <w:r>
+        <w:t xml:space="preserve">Откройте второй терминал и под учётной записью своего пользователя введите в нём. Введите exit, чтобы закрыть второй терминал.</w:t>
+      </w:r>
+      <w:r>
+        <w:t xml:space="preserve"> </w:t>
+      </w:r>
+      <w:r>
+        <w:t xml:space="preserve">На другом терминале под учётной записью своего пользователя запустите</w:t>
+      </w:r>
+      <w:r>
+        <w:t xml:space="preserve"> </w:t>
+      </w:r>
+      <w:r>
+        <w:t xml:space="preserve">top.</w:t>
+      </w:r>
+      <w:r>
+        <w:t xml:space="preserve"> </w:t>
+      </w:r>
+      <w:r>
+        <w:t xml:space="preserve">Вы увидите, что задание dd всё ещё запущено. Для выхода из top используйте q .</w:t>
+      </w:r>
+      <w:r>
+        <w:t xml:space="preserve"> </w:t>
+      </w:r>
+      <w:r>
+        <w:t xml:space="preserve">Вновь запустите top и в нём используйте k , чтобы убить задание dd. После этого</w:t>
+      </w:r>
+      <w:r>
+        <w:t xml:space="preserve"> </w:t>
+      </w:r>
+      <w:r>
+        <w:t xml:space="preserve">выйдите из top (рис. 1)</w:t>
       </w:r>
     </w:p>
     <w:p>
@@ -176,9 +244,9 @@
       <w:r>
         <w:drawing>
           <wp:inline>
-            <wp:extent cx="3733800" cy="2088890"/>
+            <wp:extent cx="3733800" cy="2954852"/>
             <wp:effectExtent b="0" l="0" r="0" t="0"/>
-            <wp:docPr descr="Выполняем команды pwd, cd, ls" title="" id="22" name="Picture"/>
+            <wp:docPr descr="Выполняем команды" title="" id="22" name="Picture"/>
             <a:graphic>
               <a:graphicData uri="http://schemas.openxmlformats.org/drawingml/2006/picture">
                 <pic:pic>
@@ -197,7 +265,7 @@
                   <pic:spPr bwMode="auto">
                     <a:xfrm>
                       <a:off x="0" y="0"/>
-                      <a:ext cx="3733800" cy="2088890"/>
+                      <a:ext cx="3733800" cy="2954852"/>
                     </a:xfrm>
                     <a:prstGeom prst="rect">
                       <a:avLst/>
@@ -221,7 +289,7 @@
         <w:pStyle w:val="ImageCaption"/>
       </w:pPr>
       <w:r>
-        <w:t xml:space="preserve">Рис. 1: Выполняем команды pwd, cd, ls</w:t>
+        <w:t xml:space="preserve">Рис. 1: Выполняем команды</w:t>
       </w:r>
     </w:p>
     <w:p>
@@ -233,7 +301,66 @@
         </w:numPr>
       </w:pPr>
       <w:r>
-        <w:t xml:space="preserve">Определите, есть ли в каталоге /var/spool подкаталог с именем cron? (рис. 2)</w:t>
+        <w:t xml:space="preserve">Управление процессами.</w:t>
+      </w:r>
+    </w:p>
+    <w:p>
+      <w:pPr>
+        <w:pStyle w:val="FirstParagraph"/>
+      </w:pPr>
+      <w:r>
+        <w:t xml:space="preserve">Получите полномочия администратора. Используйте PID одного из процессов dd, чтобы изменить приоритет.</w:t>
+      </w:r>
+      <w:r>
+        <w:t xml:space="preserve"> </w:t>
+      </w:r>
+      <w:r>
+        <w:t xml:space="preserve">Введите</w:t>
+      </w:r>
+      <w:r>
+        <w:t xml:space="preserve"> </w:t>
+      </w:r>
+      <w:r>
+        <w:t xml:space="preserve">ps fax | grep -B5 dd</w:t>
+      </w:r>
+      <w:r>
+        <w:t xml:space="preserve"> </w:t>
+      </w:r>
+      <w:r>
+        <w:t xml:space="preserve">Параметр -B5 показывает соответствующие запросу строки, включая пять строк до</w:t>
+      </w:r>
+      <w:r>
+        <w:t xml:space="preserve"> </w:t>
+      </w:r>
+      <w:r>
+        <w:t xml:space="preserve">этого. Поскольку ps fax показывает иерархию отношений между процессами, вы</w:t>
+      </w:r>
+      <w:r>
+        <w:t xml:space="preserve"> </w:t>
+      </w:r>
+      <w:r>
+        <w:t xml:space="preserve">также увидите оболочку, из которой были запущены все процессы dd, и её PID.</w:t>
+      </w:r>
+      <w:r>
+        <w:t xml:space="preserve"> </w:t>
+      </w:r>
+      <w:r>
+        <w:t xml:space="preserve">Найдите PID корневой оболочки, из которой были запущены процессы dd, и введите</w:t>
+      </w:r>
+      <w:r>
+        <w:t xml:space="preserve"> </w:t>
+      </w:r>
+      <w:r>
+        <w:t xml:space="preserve">kill -9</w:t>
+      </w:r>
+      <w:r>
+        <w:t xml:space="preserve"> </w:t>
+      </w:r>
+      <w:r>
+        <w:t xml:space="preserve"> </w:t>
+      </w:r>
+      <w:r>
+        <w:t xml:space="preserve">(рис. 2)</w:t>
       </w:r>
     </w:p>
     <w:p>
@@ -243,9 +370,9 @@
       <w:r>
         <w:drawing>
           <wp:inline>
-            <wp:extent cx="3733800" cy="1106311"/>
+            <wp:extent cx="3733800" cy="2946400"/>
             <wp:effectExtent b="0" l="0" r="0" t="0"/>
-            <wp:docPr descr="Подкаталог с именем cron" title="" id="25" name="Picture"/>
+            <wp:docPr descr="Выполняем" title="" id="25" name="Picture"/>
             <a:graphic>
               <a:graphicData uri="http://schemas.openxmlformats.org/drawingml/2006/picture">
                 <pic:pic>
@@ -264,7 +391,7 @@
                   <pic:spPr bwMode="auto">
                     <a:xfrm>
                       <a:off x="0" y="0"/>
-                      <a:ext cx="3733800" cy="1106311"/>
+                      <a:ext cx="3733800" cy="2946400"/>
                     </a:xfrm>
                     <a:prstGeom prst="rect">
                       <a:avLst/>
@@ -288,7 +415,7 @@
         <w:pStyle w:val="ImageCaption"/>
       </w:pPr>
       <w:r>
-        <w:t xml:space="preserve">Рис. 2: Подкаталог с именем cron</w:t>
+        <w:t xml:space="preserve">Рис. 2: Выполняем</w:t>
       </w:r>
     </w:p>
     <w:p>
@@ -300,37 +427,51 @@
         </w:numPr>
       </w:pPr>
       <w:r>
-        <w:t xml:space="preserve">Выполните следующие действия:</w:t>
-      </w:r>
-      <w:r>
-        <w:t xml:space="preserve"> </w:t>
-      </w:r>
-      <w:r>
-        <w:t xml:space="preserve">В домашнем каталоге создайте новый каталог с именем newdir.</w:t>
-      </w:r>
-      <w:r>
-        <w:t xml:space="preserve"> </w:t>
-      </w:r>
-      <w:r>
-        <w:t xml:space="preserve">В каталоге ~/newdir создайте новый каталог с именем morefun.</w:t>
-      </w:r>
-      <w:r>
-        <w:t xml:space="preserve"> </w:t>
-      </w:r>
-      <w:r>
-        <w:t xml:space="preserve">В домашнем каталоге создайте одной командой три новых каталога с именами letters, memos, misk. Затем удалите эти каталоги одной командой.</w:t>
-      </w:r>
-      <w:r>
-        <w:t xml:space="preserve"> </w:t>
-      </w:r>
-      <w:r>
-        <w:t xml:space="preserve">Попробуйте удалить ранее созданный каталог ~/newdir командой rm. Проверьте, был ли каталог удалён.</w:t>
-      </w:r>
-      <w:r>
-        <w:t xml:space="preserve"> </w:t>
-      </w:r>
-      <w:r>
-        <w:t xml:space="preserve">Удалите каталог ~/newdir/morefun из домашнего каталога. Проверьте, был ли каталог удалён (рис. 3)</w:t>
+        <w:t xml:space="preserve">Задание 1.</w:t>
+      </w:r>
+    </w:p>
+    <w:p>
+      <w:pPr>
+        <w:pStyle w:val="FirstParagraph"/>
+      </w:pPr>
+      <w:r>
+        <w:t xml:space="preserve">Запустите команду</w:t>
+      </w:r>
+      <w:r>
+        <w:t xml:space="preserve"> </w:t>
+      </w:r>
+      <w:r>
+        <w:t xml:space="preserve">dd if=/dev/zero of=/dev/null</w:t>
+      </w:r>
+      <w:r>
+        <w:t xml:space="preserve"> </w:t>
+      </w:r>
+      <w:r>
+        <w:t xml:space="preserve">трижды как фоновое задание.</w:t>
+      </w:r>
+      <w:r>
+        <w:t xml:space="preserve"> </w:t>
+      </w:r>
+      <w:r>
+        <w:t xml:space="preserve">Увеличьте приоритет одной из этих команд, используя значение приоритета −5.</w:t>
+      </w:r>
+      <w:r>
+        <w:t xml:space="preserve"> </w:t>
+      </w:r>
+      <w:r>
+        <w:t xml:space="preserve">Измените приоритет того же процесса ещё раз, но используйте на этот раз значение</w:t>
+      </w:r>
+      <w:r>
+        <w:t xml:space="preserve"> </w:t>
+      </w:r>
+      <w:r>
+        <w:t xml:space="preserve">−15.</w:t>
+      </w:r>
+      <w:r>
+        <w:t xml:space="preserve"> </w:t>
+      </w:r>
+      <w:r>
+        <w:t xml:space="preserve">Завершите все процессы dd, которые вы запустили.(рис. 3)</w:t>
       </w:r>
     </w:p>
     <w:p>
@@ -340,9 +481,9 @@
       <w:r>
         <w:drawing>
           <wp:inline>
-            <wp:extent cx="3733800" cy="2903264"/>
+            <wp:extent cx="3733800" cy="2813049"/>
             <wp:effectExtent b="0" l="0" r="0" t="0"/>
-            <wp:docPr descr="Выполняем команды" title="" id="28" name="Picture"/>
+            <wp:docPr descr="Выполняем задание" title="" id="28" name="Picture"/>
             <a:graphic>
               <a:graphicData uri="http://schemas.openxmlformats.org/drawingml/2006/picture">
                 <pic:pic>
@@ -361,7 +502,7 @@
                   <pic:spPr bwMode="auto">
                     <a:xfrm>
                       <a:off x="0" y="0"/>
-                      <a:ext cx="3733800" cy="2903264"/>
+                      <a:ext cx="3733800" cy="2813049"/>
                     </a:xfrm>
                     <a:prstGeom prst="rect">
                       <a:avLst/>
@@ -385,7 +526,7 @@
         <w:pStyle w:val="ImageCaption"/>
       </w:pPr>
       <w:r>
-        <w:t xml:space="preserve">Рис. 3: Выполняем команды</w:t>
+        <w:t xml:space="preserve">Рис. 3: Выполняем задание</w:t>
       </w:r>
     </w:p>
     <w:p>
@@ -397,7 +538,99 @@
         </w:numPr>
       </w:pPr>
       <w:r>
-        <w:t xml:space="preserve">С помощью команды man определите, какую опцию команды ls нужно использовать для просмотра содержимое не только указанного каталога, но и подкаталогов, входящих в него (рис. 4)</w:t>
+        <w:t xml:space="preserve">Задание 2.</w:t>
+      </w:r>
+    </w:p>
+    <w:p>
+      <w:pPr>
+        <w:pStyle w:val="FirstParagraph"/>
+      </w:pPr>
+      <w:r>
+        <w:t xml:space="preserve">Запустите программу yes в фоновом режиме с подавлением потока вывода.</w:t>
+      </w:r>
+      <w:r>
+        <w:t xml:space="preserve"> </w:t>
+      </w:r>
+      <w:r>
+        <w:t xml:space="preserve">Запустите программу yes на переднем плане с подавлением потока вывода. При-</w:t>
+      </w:r>
+      <w:r>
+        <w:t xml:space="preserve"> </w:t>
+      </w:r>
+      <w:r>
+        <w:t xml:space="preserve">остановите выполнение программы. Заново запустите программу yes с теми же</w:t>
+      </w:r>
+      <w:r>
+        <w:t xml:space="preserve"> </w:t>
+      </w:r>
+      <w:r>
+        <w:t xml:space="preserve">параметрами, затем завершите её выполнение.</w:t>
+      </w:r>
+      <w:r>
+        <w:t xml:space="preserve"> </w:t>
+      </w:r>
+      <w:r>
+        <w:t xml:space="preserve">Запустите программу yes на переднем плане без подавления потока вывода. При-</w:t>
+      </w:r>
+      <w:r>
+        <w:t xml:space="preserve"> </w:t>
+      </w:r>
+      <w:r>
+        <w:t xml:space="preserve">остановите выполнение программы. Заново запустите программу yes с теми же</w:t>
+      </w:r>
+      <w:r>
+        <w:t xml:space="preserve"> </w:t>
+      </w:r>
+      <w:r>
+        <w:t xml:space="preserve">параметрами, затем завершите её выполнение.</w:t>
+      </w:r>
+      <w:r>
+        <w:t xml:space="preserve"> </w:t>
+      </w:r>
+      <w:r>
+        <w:t xml:space="preserve">Проверьте состояния заданий, воспользовавшись командой jobs.</w:t>
+      </w:r>
+      <w:r>
+        <w:t xml:space="preserve"> </w:t>
+      </w:r>
+      <w:r>
+        <w:t xml:space="preserve">Переведите процесс, который у вас выполняется в фоновом режиме, на передний</w:t>
+      </w:r>
+      <w:r>
+        <w:t xml:space="preserve"> </w:t>
+      </w:r>
+      <w:r>
+        <w:t xml:space="preserve">план, затем остановите его.</w:t>
+      </w:r>
+      <w:r>
+        <w:t xml:space="preserve"> </w:t>
+      </w:r>
+      <w:r>
+        <w:t xml:space="preserve">Переведите любой ваш процесс с подавлением потока вывода в фоновый режим.</w:t>
+      </w:r>
+      <w:r>
+        <w:t xml:space="preserve"> </w:t>
+      </w:r>
+      <w:r>
+        <w:t xml:space="preserve">Проверьте состояния заданий, воспользовавшись командой jobs. Обратите внимание,</w:t>
+      </w:r>
+      <w:r>
+        <w:t xml:space="preserve"> </w:t>
+      </w:r>
+      <w:r>
+        <w:t xml:space="preserve">что процесс стал выполняющимся (Running) в фоновом режиме.</w:t>
+      </w:r>
+      <w:r>
+        <w:t xml:space="preserve"> </w:t>
+      </w:r>
+      <w:r>
+        <w:t xml:space="preserve">Запустите процесс в фоновом режиме таким образом, чтобы он продолжил свою</w:t>
+      </w:r>
+      <w:r>
+        <w:t xml:space="preserve"> </w:t>
+      </w:r>
+      <w:r>
+        <w:t xml:space="preserve">работу даже после отключения от терминала. (рис. 4)</w:t>
       </w:r>
     </w:p>
     <w:p>
@@ -407,9 +640,9 @@
       <w:r>
         <w:drawing>
           <wp:inline>
-            <wp:extent cx="3733800" cy="1101212"/>
+            <wp:extent cx="3733800" cy="2304105"/>
             <wp:effectExtent b="0" l="0" r="0" t="0"/>
-            <wp:docPr descr="Используем команду -tl" title="" id="31" name="Picture"/>
+            <wp:docPr descr="Используем команду nohap" title="" id="31" name="Picture"/>
             <a:graphic>
               <a:graphicData uri="http://schemas.openxmlformats.org/drawingml/2006/picture">
                 <pic:pic>
@@ -428,7 +661,7 @@
                   <pic:spPr bwMode="auto">
                     <a:xfrm>
                       <a:off x="0" y="0"/>
-                      <a:ext cx="3733800" cy="1101212"/>
+                      <a:ext cx="3733800" cy="2304105"/>
                     </a:xfrm>
                     <a:prstGeom prst="rect">
                       <a:avLst/>
@@ -452,19 +685,117 @@
         <w:pStyle w:val="ImageCaption"/>
       </w:pPr>
       <w:r>
-        <w:t xml:space="preserve">Рис. 4: Используем команду -tl</w:t>
-      </w:r>
-    </w:p>
-    <w:p>
-      <w:pPr>
-        <w:pStyle w:val="Compact"/>
-        <w:numPr>
-          <w:ilvl w:val="0"/>
-          <w:numId w:val="1005"/>
-        </w:numPr>
-      </w:pPr>
-      <w:r>
-        <w:t xml:space="preserve">Используйте команду man для просмотра описания следующих команд: cd, pwd, mkdir, rmdir, rm (рис. 5)</w:t>
+        <w:t xml:space="preserve">Рис. 4: Используем команду nohap</w:t>
+      </w:r>
+    </w:p>
+    <w:p>
+      <w:pPr>
+        <w:pStyle w:val="BodyText"/>
+      </w:pPr>
+      <w:r>
+        <w:t xml:space="preserve">Закройте окно и заново запустите консоль. Убедитесь, что процесс продолжил свою</w:t>
+      </w:r>
+      <w:r>
+        <w:t xml:space="preserve"> </w:t>
+      </w:r>
+      <w:r>
+        <w:t xml:space="preserve">работу.</w:t>
+      </w:r>
+      <w:r>
+        <w:t xml:space="preserve"> </w:t>
+      </w:r>
+      <w:r>
+        <w:t xml:space="preserve">Получите информацию о запущенных в операционной системе процессах с помощью</w:t>
+      </w:r>
+      <w:r>
+        <w:t xml:space="preserve"> </w:t>
+      </w:r>
+      <w:r>
+        <w:t xml:space="preserve">утилиты top.</w:t>
+      </w:r>
+      <w:r>
+        <w:t xml:space="preserve"> </w:t>
+      </w:r>
+      <w:r>
+        <w:t xml:space="preserve">Запустите ещё три программы yes в фоновом режиме с подавлением потока вывода.</w:t>
+      </w:r>
+      <w:r>
+        <w:t xml:space="preserve"> </w:t>
+      </w:r>
+      <w:r>
+        <w:t xml:space="preserve">Убейте два процесса: для одного используйте его PID, а для другого — его идентифи-</w:t>
+      </w:r>
+      <w:r>
+        <w:t xml:space="preserve"> </w:t>
+      </w:r>
+      <w:r>
+        <w:t xml:space="preserve">катор конкретного задания.</w:t>
+      </w:r>
+      <w:r>
+        <w:t xml:space="preserve"> </w:t>
+      </w:r>
+      <w:r>
+        <w:t xml:space="preserve">Попробуйте послать сигнал 1 (SIGHUP) процессу, запущенному с помощью nohup,</w:t>
+      </w:r>
+      <w:r>
+        <w:t xml:space="preserve"> </w:t>
+      </w:r>
+      <w:r>
+        <w:t xml:space="preserve">и обычному процессу.</w:t>
+      </w:r>
+      <w:r>
+        <w:t xml:space="preserve"> </w:t>
+      </w:r>
+      <w:r>
+        <w:t xml:space="preserve">Запустите ещё несколько программ yes в фоновом режиме с подавлением потока</w:t>
+      </w:r>
+      <w:r>
+        <w:t xml:space="preserve"> </w:t>
+      </w:r>
+      <w:r>
+        <w:t xml:space="preserve">вывода.</w:t>
+      </w:r>
+      <w:r>
+        <w:t xml:space="preserve"> </w:t>
+      </w:r>
+      <w:r>
+        <w:t xml:space="preserve">Завершите их работу одновременно, используя команду killall.</w:t>
+      </w:r>
+      <w:r>
+        <w:t xml:space="preserve"> </w:t>
+      </w:r>
+      <w:r>
+        <w:t xml:space="preserve">Запустите программу yes в фоновом режиме с подавлением потока вывода. Используя</w:t>
+      </w:r>
+      <w:r>
+        <w:t xml:space="preserve"> </w:t>
+      </w:r>
+      <w:r>
+        <w:t xml:space="preserve">утилиту nice, запустите программу yes с теми же параметрами и с приоритетом,</w:t>
+      </w:r>
+      <w:r>
+        <w:t xml:space="preserve"> </w:t>
+      </w:r>
+      <w:r>
+        <w:t xml:space="preserve">большим на 5. Сравните абсолютные и относительные приоритеты у этих двух про-</w:t>
+      </w:r>
+      <w:r>
+        <w:t xml:space="preserve"> </w:t>
+      </w:r>
+      <w:r>
+        <w:t xml:space="preserve">цессов.</w:t>
+      </w:r>
+      <w:r>
+        <w:t xml:space="preserve"> </w:t>
+      </w:r>
+      <w:r>
+        <w:t xml:space="preserve">Используя утилиту renice, измените приоритет у одного из потоков yes таким обра-</w:t>
+      </w:r>
+      <w:r>
+        <w:t xml:space="preserve"> </w:t>
+      </w:r>
+      <w:r>
+        <w:t xml:space="preserve">зом, чтобы у обоих потоков приоритеты были равны. (рис. 5)</w:t>
       </w:r>
     </w:p>
     <w:p>
@@ -474,9 +805,9 @@
       <w:r>
         <w:drawing>
           <wp:inline>
-            <wp:extent cx="3733800" cy="1278792"/>
+            <wp:extent cx="3733800" cy="2258243"/>
             <wp:effectExtent b="0" l="0" r="0" t="0"/>
-            <wp:docPr descr="Используем команду man" title="" id="34" name="Picture"/>
+            <wp:docPr descr="Используем команду renice" title="" id="34" name="Picture"/>
             <a:graphic>
               <a:graphicData uri="http://schemas.openxmlformats.org/drawingml/2006/picture">
                 <pic:pic>
@@ -495,7 +826,7 @@
                   <pic:spPr bwMode="auto">
                     <a:xfrm>
                       <a:off x="0" y="0"/>
-                      <a:ext cx="3733800" cy="1278792"/>
+                      <a:ext cx="3733800" cy="2258243"/>
                     </a:xfrm>
                     <a:prstGeom prst="rect">
                       <a:avLst/>
@@ -519,78 +850,11 @@
         <w:pStyle w:val="ImageCaption"/>
       </w:pPr>
       <w:r>
-        <w:t xml:space="preserve">Рис. 5: Используем команду man</w:t>
-      </w:r>
-    </w:p>
-    <w:p>
-      <w:pPr>
-        <w:pStyle w:val="Compact"/>
-        <w:numPr>
-          <w:ilvl w:val="0"/>
-          <w:numId w:val="1006"/>
-        </w:numPr>
-      </w:pPr>
-      <w:r>
-        <w:t xml:space="preserve">Используя информацию, полученную при помощи команды history, выполните модификацию и исполнение нескольких команд из буфера команд (рис. 6)</w:t>
-      </w:r>
-    </w:p>
-    <w:p>
-      <w:pPr>
-        <w:pStyle w:val="CaptionedFigure"/>
-      </w:pPr>
-      <w:r>
-        <w:drawing>
-          <wp:inline>
-            <wp:extent cx="3733800" cy="1604110"/>
-            <wp:effectExtent b="0" l="0" r="0" t="0"/>
-            <wp:docPr descr="Выполняем модификацию команд" title="" id="37" name="Picture"/>
-            <a:graphic>
-              <a:graphicData uri="http://schemas.openxmlformats.org/drawingml/2006/picture">
-                <pic:pic>
-                  <pic:nvPicPr>
-                    <pic:cNvPr descr="image/6.png" id="38" name="Picture"/>
-                    <pic:cNvPicPr>
-                      <a:picLocks noChangeArrowheads="1" noChangeAspect="1"/>
-                    </pic:cNvPicPr>
-                  </pic:nvPicPr>
-                  <pic:blipFill>
-                    <a:blip r:embed="rId36"/>
-                    <a:stretch>
-                      <a:fillRect/>
-                    </a:stretch>
-                  </pic:blipFill>
-                  <pic:spPr bwMode="auto">
-                    <a:xfrm>
-                      <a:off x="0" y="0"/>
-                      <a:ext cx="3733800" cy="1604110"/>
-                    </a:xfrm>
-                    <a:prstGeom prst="rect">
-                      <a:avLst/>
-                    </a:prstGeom>
-                    <a:noFill/>
-                    <a:ln w="9525">
-                      <a:noFill/>
-                      <a:headEnd/>
-                      <a:tailEnd/>
-                    </a:ln>
-                  </pic:spPr>
-                </pic:pic>
-              </a:graphicData>
-            </a:graphic>
-          </wp:inline>
-        </w:drawing>
-      </w:r>
-    </w:p>
-    <w:p>
-      <w:pPr>
-        <w:pStyle w:val="ImageCaption"/>
-      </w:pPr>
-      <w:r>
-        <w:t xml:space="preserve">Рис. 6: Выполняем модификацию команд</w:t>
-      </w:r>
-    </w:p>
-    <w:bookmarkEnd w:id="39"/>
-    <w:bookmarkStart w:id="40" w:name="ответы-на-контрольные-вопросы"/>
+        <w:t xml:space="preserve">Рис. 5: Используем команду renice</w:t>
+      </w:r>
+    </w:p>
+    <w:bookmarkEnd w:id="36"/>
+    <w:bookmarkStart w:id="37" w:name="выводы"/>
     <w:p>
       <w:pPr>
         <w:pStyle w:val="Heading1"/>
@@ -605,193 +869,6 @@
         <w:tab/>
       </w:r>
       <w:r>
-        <w:t xml:space="preserve">Ответы на контрольные вопросы</w:t>
-      </w:r>
-    </w:p>
-    <w:p>
-      <w:pPr>
-        <w:pStyle w:val="Compact"/>
-        <w:numPr>
-          <w:ilvl w:val="0"/>
-          <w:numId w:val="1007"/>
-        </w:numPr>
-      </w:pPr>
-      <w:r>
-        <w:t xml:space="preserve">Интерфейс для взаимодействия с ОС через текстовые команды.</w:t>
-      </w:r>
-    </w:p>
-    <w:p>
-      <w:pPr>
-        <w:pStyle w:val="Compact"/>
-        <w:numPr>
-          <w:ilvl w:val="0"/>
-          <w:numId w:val="1007"/>
-        </w:numPr>
-      </w:pPr>
-      <w:r>
-        <w:t xml:space="preserve">pwd пример: pekichigina/home/</w:t>
-      </w:r>
-    </w:p>
-    <w:p>
-      <w:pPr>
-        <w:pStyle w:val="Compact"/>
-        <w:numPr>
-          <w:ilvl w:val="0"/>
-          <w:numId w:val="1007"/>
-        </w:numPr>
-      </w:pPr>
-      <w:r>
-        <w:t xml:space="preserve">ls -l</w:t>
-      </w:r>
-    </w:p>
-    <w:p>
-      <w:pPr>
-        <w:pStyle w:val="Compact"/>
-        <w:numPr>
-          <w:ilvl w:val="0"/>
-          <w:numId w:val="1007"/>
-        </w:numPr>
-      </w:pPr>
-      <w:r>
-        <w:t xml:space="preserve">ls -a</w:t>
-      </w:r>
-    </w:p>
-    <w:p>
-      <w:pPr>
-        <w:pStyle w:val="Compact"/>
-        <w:numPr>
-          <w:ilvl w:val="0"/>
-          <w:numId w:val="1007"/>
-        </w:numPr>
-      </w:pPr>
-      <w:r>
-        <w:t xml:space="preserve">rm для файла, rmdir для каталога. Одной командой нельзя.</w:t>
-      </w:r>
-    </w:p>
-    <w:p>
-      <w:pPr>
-        <w:pStyle w:val="Compact"/>
-        <w:numPr>
-          <w:ilvl w:val="0"/>
-          <w:numId w:val="1007"/>
-        </w:numPr>
-      </w:pPr>
-      <w:r>
-        <w:t xml:space="preserve">С помощью команды history.</w:t>
-      </w:r>
-    </w:p>
-    <w:p>
-      <w:pPr>
-        <w:pStyle w:val="Compact"/>
-        <w:numPr>
-          <w:ilvl w:val="0"/>
-          <w:numId w:val="1007"/>
-        </w:numPr>
-      </w:pPr>
-      <w:r>
-        <w:t xml:space="preserve">!номер_команды/старая/новая пример: !50:s/-l/-a</w:t>
-      </w:r>
-    </w:p>
-    <w:p>
-      <w:pPr>
-        <w:pStyle w:val="Compact"/>
-        <w:numPr>
-          <w:ilvl w:val="0"/>
-          <w:numId w:val="1007"/>
-        </w:numPr>
-      </w:pPr>
-      <w:r>
-        <w:t xml:space="preserve">ls; pwd</w:t>
-      </w:r>
-    </w:p>
-    <w:p>
-      <w:pPr>
-        <w:pStyle w:val="Compact"/>
-        <w:numPr>
-          <w:ilvl w:val="0"/>
-          <w:numId w:val="1007"/>
-        </w:numPr>
-      </w:pPr>
-      <w:r>
-        <w:t xml:space="preserve">Это отмена специального значения символа. Пример: echo</w:t>
-      </w:r>
-      <w:r>
-        <w:t xml:space="preserve"> </w:t>
-      </w:r>
-      <w:r>
-        <w:t xml:space="preserve">“</w:t>
-      </w:r>
-      <w:r>
-        <w:t xml:space="preserve">hello"world"</w:t>
-      </w:r>
-      <w:r>
-        <w:t xml:space="preserve">”</w:t>
-      </w:r>
-    </w:p>
-    <w:p>
-      <w:pPr>
-        <w:pStyle w:val="Compact"/>
-        <w:numPr>
-          <w:ilvl w:val="0"/>
-          <w:numId w:val="1007"/>
-        </w:numPr>
-      </w:pPr>
-      <w:r>
-        <w:t xml:space="preserve">Подробная информация.</w:t>
-      </w:r>
-    </w:p>
-    <w:p>
-      <w:pPr>
-        <w:pStyle w:val="Compact"/>
-        <w:numPr>
-          <w:ilvl w:val="0"/>
-          <w:numId w:val="1007"/>
-        </w:numPr>
-      </w:pPr>
-      <w:r>
-        <w:t xml:space="preserve">Это путь относительно текущего каталога.</w:t>
-      </w:r>
-    </w:p>
-    <w:p>
-      <w:pPr>
-        <w:pStyle w:val="Compact"/>
-        <w:numPr>
-          <w:ilvl w:val="0"/>
-          <w:numId w:val="1007"/>
-        </w:numPr>
-      </w:pPr>
-      <w:r>
-        <w:t xml:space="preserve">С помощью команды man</w:t>
-      </w:r>
-    </w:p>
-    <w:p>
-      <w:pPr>
-        <w:pStyle w:val="Compact"/>
-        <w:numPr>
-          <w:ilvl w:val="0"/>
-          <w:numId w:val="1007"/>
-        </w:numPr>
-      </w:pPr>
-      <w:r>
-        <w:t xml:space="preserve">Tab</w:t>
-      </w:r>
-    </w:p>
-    <w:bookmarkEnd w:id="40"/>
-    <w:bookmarkStart w:id="41" w:name="выводы"/>
-    <w:p>
-      <w:pPr>
-        <w:pStyle w:val="Heading1"/>
-      </w:pPr>
-      <w:r>
-        <w:rPr>
-          <w:rStyle w:val="SectionNumber"/>
-        </w:rPr>
-        <w:t xml:space="preserve">4</w:t>
-      </w:r>
-      <w:r>
-        <w:tab/>
-      </w:r>
-      <w:r>
         <w:t xml:space="preserve">Выводы</w:t>
       </w:r>
     </w:p>
@@ -800,10 +877,10 @@
         <w:pStyle w:val="FirstParagraph"/>
       </w:pPr>
       <w:r>
-        <w:t xml:space="preserve">Мы приобрели практические навыки взаимодействия пользователя с системой посредством командной строки.</w:t>
-      </w:r>
-    </w:p>
-    <w:bookmarkEnd w:id="41"/>
+        <w:t xml:space="preserve">Мы приобрели практические навыки управления процессами операционной системы.</w:t>
+      </w:r>
+    </w:p>
+    <w:bookmarkEnd w:id="37"/>
     <w:sectPr/>
   </w:body>
 </w:document>
@@ -1250,176 +1327,6 @@
       </w:pPr>
     </w:lvl>
   </w:abstractNum>
-  <w:abstractNum w:abstractNumId="99415">
-    <w:nsid w:val="00A99415"/>
-    <w:multiLevelType w:val="multilevel"/>
-    <w:lvl w:ilvl="0">
-      <w:start w:val="5"/>
-      <w:numFmt w:val="decimal"/>
-      <w:lvlText w:val="%1."/>
-      <w:lvlJc w:val="left"/>
-      <w:pPr>
-        <w:ind w:left="720" w:hanging="480"/>
-      </w:pPr>
-    </w:lvl>
-    <w:lvl w:ilvl="1">
-      <w:start w:val="5"/>
-      <w:numFmt w:val="decimal"/>
-      <w:lvlText w:val="%2."/>
-      <w:lvlJc w:val="left"/>
-      <w:pPr>
-        <w:ind w:left="1440" w:hanging="480"/>
-      </w:pPr>
-    </w:lvl>
-    <w:lvl w:ilvl="2">
-      <w:start w:val="5"/>
-      <w:numFmt w:val="decimal"/>
-      <w:lvlText w:val="%3."/>
-      <w:lvlJc w:val="left"/>
-      <w:pPr>
-        <w:ind w:left="2160" w:hanging="480"/>
-      </w:pPr>
-    </w:lvl>
-    <w:lvl w:ilvl="3">
-      <w:start w:val="5"/>
-      <w:numFmt w:val="decimal"/>
-      <w:lvlText w:val="%4."/>
-      <w:lvlJc w:val="left"/>
-      <w:pPr>
-        <w:ind w:left="2880" w:hanging="480"/>
-      </w:pPr>
-    </w:lvl>
-    <w:lvl w:ilvl="4">
-      <w:start w:val="5"/>
-      <w:numFmt w:val="decimal"/>
-      <w:lvlText w:val="%5."/>
-      <w:lvlJc w:val="left"/>
-      <w:pPr>
-        <w:ind w:left="3600" w:hanging="480"/>
-      </w:pPr>
-    </w:lvl>
-    <w:lvl w:ilvl="5">
-      <w:start w:val="5"/>
-      <w:numFmt w:val="decimal"/>
-      <w:lvlText w:val="%6."/>
-      <w:lvlJc w:val="left"/>
-      <w:pPr>
-        <w:ind w:left="4320" w:hanging="480"/>
-      </w:pPr>
-    </w:lvl>
-    <w:lvl w:ilvl="6">
-      <w:start w:val="5"/>
-      <w:numFmt w:val="decimal"/>
-      <w:lvlText w:val="%7."/>
-      <w:lvlJc w:val="left"/>
-      <w:pPr>
-        <w:ind w:left="5040" w:hanging="480"/>
-      </w:pPr>
-    </w:lvl>
-    <w:lvl w:ilvl="7">
-      <w:start w:val="5"/>
-      <w:numFmt w:val="decimal"/>
-      <w:lvlText w:val="%8."/>
-      <w:lvlJc w:val="left"/>
-      <w:pPr>
-        <w:ind w:left="5760" w:hanging="480"/>
-      </w:pPr>
-    </w:lvl>
-    <w:lvl w:ilvl="8">
-      <w:start w:val="5"/>
-      <w:numFmt w:val="decimal"/>
-      <w:lvlText w:val="%9."/>
-      <w:lvlJc w:val="left"/>
-      <w:pPr>
-        <w:ind w:left="6480" w:hanging="480"/>
-      </w:pPr>
-    </w:lvl>
-  </w:abstractNum>
-  <w:abstractNum w:abstractNumId="99416">
-    <w:nsid w:val="00A99416"/>
-    <w:multiLevelType w:val="multilevel"/>
-    <w:lvl w:ilvl="0">
-      <w:start w:val="6"/>
-      <w:numFmt w:val="decimal"/>
-      <w:lvlText w:val="%1."/>
-      <w:lvlJc w:val="left"/>
-      <w:pPr>
-        <w:ind w:left="720" w:hanging="480"/>
-      </w:pPr>
-    </w:lvl>
-    <w:lvl w:ilvl="1">
-      <w:start w:val="6"/>
-      <w:numFmt w:val="decimal"/>
-      <w:lvlText w:val="%2."/>
-      <w:lvlJc w:val="left"/>
-      <w:pPr>
-        <w:ind w:left="1440" w:hanging="480"/>
-      </w:pPr>
-    </w:lvl>
-    <w:lvl w:ilvl="2">
-      <w:start w:val="6"/>
-      <w:numFmt w:val="decimal"/>
-      <w:lvlText w:val="%3."/>
-      <w:lvlJc w:val="left"/>
-      <w:pPr>
-        <w:ind w:left="2160" w:hanging="480"/>
-      </w:pPr>
-    </w:lvl>
-    <w:lvl w:ilvl="3">
-      <w:start w:val="6"/>
-      <w:numFmt w:val="decimal"/>
-      <w:lvlText w:val="%4."/>
-      <w:lvlJc w:val="left"/>
-      <w:pPr>
-        <w:ind w:left="2880" w:hanging="480"/>
-      </w:pPr>
-    </w:lvl>
-    <w:lvl w:ilvl="4">
-      <w:start w:val="6"/>
-      <w:numFmt w:val="decimal"/>
-      <w:lvlText w:val="%5."/>
-      <w:lvlJc w:val="left"/>
-      <w:pPr>
-        <w:ind w:left="3600" w:hanging="480"/>
-      </w:pPr>
-    </w:lvl>
-    <w:lvl w:ilvl="5">
-      <w:start w:val="6"/>
-      <w:numFmt w:val="decimal"/>
-      <w:lvlText w:val="%6."/>
-      <w:lvlJc w:val="left"/>
-      <w:pPr>
-        <w:ind w:left="4320" w:hanging="480"/>
-      </w:pPr>
-    </w:lvl>
-    <w:lvl w:ilvl="6">
-      <w:start w:val="6"/>
-      <w:numFmt w:val="decimal"/>
-      <w:lvlText w:val="%7."/>
-      <w:lvlJc w:val="left"/>
-      <w:pPr>
-        <w:ind w:left="5040" w:hanging="480"/>
-      </w:pPr>
-    </w:lvl>
-    <w:lvl w:ilvl="7">
-      <w:start w:val="6"/>
-      <w:numFmt w:val="decimal"/>
-      <w:lvlText w:val="%8."/>
-      <w:lvlJc w:val="left"/>
-      <w:pPr>
-        <w:ind w:left="5760" w:hanging="480"/>
-      </w:pPr>
-    </w:lvl>
-    <w:lvl w:ilvl="8">
-      <w:start w:val="6"/>
-      <w:numFmt w:val="decimal"/>
-      <w:lvlText w:val="%9."/>
-      <w:lvlJc w:val="left"/>
-      <w:pPr>
-        <w:ind w:left="6480" w:hanging="480"/>
-      </w:pPr>
-    </w:lvl>
-  </w:abstractNum>
   <w:num w:numId="1000">
     <w:abstractNumId w:val="990"/>
   </w:num>
@@ -1541,96 +1448,6 @@
     </w:lvlOverride>
     <w:lvlOverride w:ilvl="8">
       <w:startOverride w:val="4"/>
-    </w:lvlOverride>
-  </w:num>
-  <w:num w:numId="1005">
-    <w:abstractNumId w:val="99415"/>
-    <w:lvlOverride w:ilvl="0">
-      <w:startOverride w:val="5"/>
-    </w:lvlOverride>
-    <w:lvlOverride w:ilvl="1">
-      <w:startOverride w:val="5"/>
-    </w:lvlOverride>
-    <w:lvlOverride w:ilvl="2">
-      <w:startOverride w:val="5"/>
-    </w:lvlOverride>
-    <w:lvlOverride w:ilvl="3">
-      <w:startOverride w:val="5"/>
-    </w:lvlOverride>
-    <w:lvlOverride w:ilvl="4">
-      <w:startOverride w:val="5"/>
-    </w:lvlOverride>
-    <w:lvlOverride w:ilvl="5">
-      <w:startOverride w:val="5"/>
-    </w:lvlOverride>
-    <w:lvlOverride w:ilvl="6">
-      <w:startOverride w:val="5"/>
-    </w:lvlOverride>
-    <w:lvlOverride w:ilvl="7">
-      <w:startOverride w:val="5"/>
-    </w:lvlOverride>
-    <w:lvlOverride w:ilvl="8">
-      <w:startOverride w:val="5"/>
-    </w:lvlOverride>
-  </w:num>
-  <w:num w:numId="1006">
-    <w:abstractNumId w:val="99416"/>
-    <w:lvlOverride w:ilvl="0">
-      <w:startOverride w:val="6"/>
-    </w:lvlOverride>
-    <w:lvlOverride w:ilvl="1">
-      <w:startOverride w:val="6"/>
-    </w:lvlOverride>
-    <w:lvlOverride w:ilvl="2">
-      <w:startOverride w:val="6"/>
-    </w:lvlOverride>
-    <w:lvlOverride w:ilvl="3">
-      <w:startOverride w:val="6"/>
-    </w:lvlOverride>
-    <w:lvlOverride w:ilvl="4">
-      <w:startOverride w:val="6"/>
-    </w:lvlOverride>
-    <w:lvlOverride w:ilvl="5">
-      <w:startOverride w:val="6"/>
-    </w:lvlOverride>
-    <w:lvlOverride w:ilvl="6">
-      <w:startOverride w:val="6"/>
-    </w:lvlOverride>
-    <w:lvlOverride w:ilvl="7">
-      <w:startOverride w:val="6"/>
-    </w:lvlOverride>
-    <w:lvlOverride w:ilvl="8">
-      <w:startOverride w:val="6"/>
-    </w:lvlOverride>
-  </w:num>
-  <w:num w:numId="1007">
-    <w:abstractNumId w:val="99411"/>
-    <w:lvlOverride w:ilvl="0">
-      <w:startOverride w:val="1"/>
-    </w:lvlOverride>
-    <w:lvlOverride w:ilvl="1">
-      <w:startOverride w:val="1"/>
-    </w:lvlOverride>
-    <w:lvlOverride w:ilvl="2">
-      <w:startOverride w:val="1"/>
-    </w:lvlOverride>
-    <w:lvlOverride w:ilvl="3">
-      <w:startOverride w:val="1"/>
-    </w:lvlOverride>
-    <w:lvlOverride w:ilvl="4">
-      <w:startOverride w:val="1"/>
-    </w:lvlOverride>
-    <w:lvlOverride w:ilvl="5">
-      <w:startOverride w:val="1"/>
-    </w:lvlOverride>
-    <w:lvlOverride w:ilvl="6">
-      <w:startOverride w:val="1"/>
-    </w:lvlOverride>
-    <w:lvlOverride w:ilvl="7">
-      <w:startOverride w:val="1"/>
-    </w:lvlOverride>
-    <w:lvlOverride w:ilvl="8">
-      <w:startOverride w:val="1"/>
     </w:lvlOverride>
   </w:num>
 </w:numbering>

--- a/labs/lab06/report/report.docx
+++ b/labs/lab06/report/report.docx
@@ -111,11 +111,29 @@
         <w:pStyle w:val="FirstParagraph"/>
       </w:pPr>
       <w:r>
-        <w:t xml:space="preserve">Получить навыки управления процессами операционной системы.</w:t>
+        <w:t xml:space="preserve">Развить навыки администрирования ОС Linux. Получить первое прак-</w:t>
+      </w:r>
+      <w:r>
+        <w:t xml:space="preserve"> </w:t>
+      </w:r>
+      <w:r>
+        <w:t xml:space="preserve">тическое знакомство с технологией SELinux.</w:t>
+      </w:r>
+      <w:r>
+        <w:t xml:space="preserve"> </w:t>
+      </w:r>
+      <w:r>
+        <w:t xml:space="preserve">Проверить работу SELinx на практике совместно с веб-сервером</w:t>
+      </w:r>
+      <w:r>
+        <w:t xml:space="preserve"> </w:t>
+      </w:r>
+      <w:r>
+        <w:t xml:space="preserve">Apache.</w:t>
       </w:r>
     </w:p>
     <w:bookmarkEnd w:id="20"/>
-    <w:bookmarkStart w:id="36" w:name="выполнение-лабораторной-работы"/>
+    <w:bookmarkStart w:id="33" w:name="выполнение-лабораторной-работы"/>
     <w:p>
       <w:pPr>
         <w:pStyle w:val="Heading1"/>
@@ -142,99 +160,61 @@
         </w:numPr>
       </w:pPr>
       <w:r>
-        <w:t xml:space="preserve">Управление заданиями.</w:t>
-      </w:r>
-    </w:p>
-    <w:p>
-      <w:pPr>
-        <w:pStyle w:val="FirstParagraph"/>
-      </w:pPr>
-      <w:r>
-        <w:t xml:space="preserve">Получите полномочия администратора. Введите следующие команды.</w:t>
-      </w:r>
-      <w:r>
-        <w:t xml:space="preserve"> </w:t>
-      </w:r>
-      <w:r>
-        <w:t xml:space="preserve">Вы увидите три задания, которые вы только что запустили. Первые два имеют со-</w:t>
-      </w:r>
-      <w:r>
-        <w:t xml:space="preserve"> </w:t>
-      </w:r>
-      <w:r>
-        <w:t xml:space="preserve">стояние Running, а последнее задание в настоящее время находится в состоянии</w:t>
-      </w:r>
-      <w:r>
-        <w:t xml:space="preserve"> </w:t>
-      </w:r>
-      <w:r>
-        <w:t xml:space="preserve">Stopped. Для продолжения выполнения задания 3 в фоновом режиме введите</w:t>
-      </w:r>
-      <w:r>
-        <w:t xml:space="preserve"> </w:t>
-      </w:r>
-      <w:r>
-        <w:t xml:space="preserve">bg 3</w:t>
-      </w:r>
-      <w:r>
-        <w:t xml:space="preserve"> </w:t>
-      </w:r>
-      <w:r>
-        <w:t xml:space="preserve">С помощью команды jobs посмотрите изменения в статусе заданий.</w:t>
-      </w:r>
-      <w:r>
-        <w:t xml:space="preserve"> </w:t>
-      </w:r>
-      <w:r>
-        <w:t xml:space="preserve">Введите Ctrl + c , чтобы отменить задание 1. С помощью команды jobs посмотрите</w:t>
-      </w:r>
-      <w:r>
-        <w:t xml:space="preserve"> </w:t>
-      </w:r>
-      <w:r>
-        <w:t xml:space="preserve">изменения в статусе заданий.</w:t>
-      </w:r>
-      <w:r>
-        <w:t xml:space="preserve"> </w:t>
-      </w:r>
-      <w:r>
-        <w:t xml:space="preserve">Проделайте то же самое для отмены заданий 2 и 3.</w:t>
-      </w:r>
-      <w:r>
-        <w:t xml:space="preserve"> </w:t>
-      </w:r>
-      <w:r>
-        <w:t xml:space="preserve">Откройте второй терминал и под учётной записью своего пользователя введите в нём. Введите exit, чтобы закрыть второй терминал.</w:t>
-      </w:r>
-      <w:r>
-        <w:t xml:space="preserve"> </w:t>
-      </w:r>
-      <w:r>
-        <w:t xml:space="preserve">На другом терминале под учётной записью своего пользователя запустите</w:t>
-      </w:r>
-      <w:r>
-        <w:t xml:space="preserve"> </w:t>
-      </w:r>
-      <w:r>
-        <w:t xml:space="preserve">top.</w:t>
-      </w:r>
-      <w:r>
-        <w:t xml:space="preserve"> </w:t>
-      </w:r>
-      <w:r>
-        <w:t xml:space="preserve">Вы увидите, что задание dd всё ещё запущено. Для выхода из top используйте q .</w:t>
-      </w:r>
-      <w:r>
-        <w:t xml:space="preserve"> </w:t>
-      </w:r>
-      <w:r>
-        <w:t xml:space="preserve">Вновь запустите top и в нём используйте k , чтобы убить задание dd. После этого</w:t>
-      </w:r>
-      <w:r>
-        <w:t xml:space="preserve"> </w:t>
-      </w:r>
-      <w:r>
-        <w:t xml:space="preserve">выйдите из top (рис. 1)</w:t>
+        <w:t xml:space="preserve">Войдите в систему с полученными учётными данными и убедитесь, что</w:t>
+      </w:r>
+      <w:r>
+        <w:t xml:space="preserve"> </w:t>
+      </w:r>
+      <w:r>
+        <w:t xml:space="preserve">SELinux работает в режиме enforcing политики targeted с помощью ко-</w:t>
+      </w:r>
+      <w:r>
+        <w:t xml:space="preserve"> </w:t>
+      </w:r>
+      <w:r>
+        <w:t xml:space="preserve">манд getenforce и sestatus.</w:t>
+      </w:r>
+    </w:p>
+    <w:p>
+      <w:pPr>
+        <w:pStyle w:val="Compact"/>
+        <w:numPr>
+          <w:ilvl w:val="0"/>
+          <w:numId w:val="1001"/>
+        </w:numPr>
+      </w:pPr>
+      <w:r>
+        <w:t xml:space="preserve">Обратитесь с помощью браузера к веб-серверу, запущенному на вашем</w:t>
+      </w:r>
+      <w:r>
+        <w:t xml:space="preserve"> </w:t>
+      </w:r>
+      <w:r>
+        <w:t xml:space="preserve">компьютере, и убедитесь, что последний работает:</w:t>
+      </w:r>
+      <w:r>
+        <w:t xml:space="preserve"> </w:t>
+      </w:r>
+      <w:r>
+        <w:t xml:space="preserve">service httpd status</w:t>
+      </w:r>
+      <w:r>
+        <w:t xml:space="preserve"> </w:t>
+      </w:r>
+      <w:r>
+        <w:t xml:space="preserve">или</w:t>
+      </w:r>
+      <w:r>
+        <w:t xml:space="preserve"> </w:t>
+      </w:r>
+      <w:r>
+        <w:t xml:space="preserve">/etc/rc.d/init.d/httpd status</w:t>
+      </w:r>
+      <w:r>
+        <w:t xml:space="preserve"> </w:t>
+      </w:r>
+      <w:r>
+        <w:t xml:space="preserve">Если не работает, запустите его так же, но с параметром start. (рис. 1)</w:t>
       </w:r>
     </w:p>
     <w:p>
@@ -244,7 +224,7 @@
       <w:r>
         <w:drawing>
           <wp:inline>
-            <wp:extent cx="3733800" cy="2954852"/>
+            <wp:extent cx="3733800" cy="2592591"/>
             <wp:effectExtent b="0" l="0" r="0" t="0"/>
             <wp:docPr descr="Выполняем команды" title="" id="22" name="Picture"/>
             <a:graphic>
@@ -265,7 +245,7 @@
                   <pic:spPr bwMode="auto">
                     <a:xfrm>
                       <a:off x="0" y="0"/>
-                      <a:ext cx="3733800" cy="2954852"/>
+                      <a:ext cx="3733800" cy="2592591"/>
                     </a:xfrm>
                     <a:prstGeom prst="rect">
                       <a:avLst/>
@@ -301,66 +281,301 @@
         </w:numPr>
       </w:pPr>
       <w:r>
-        <w:t xml:space="preserve">Управление процессами.</w:t>
-      </w:r>
-    </w:p>
-    <w:p>
-      <w:pPr>
-        <w:pStyle w:val="FirstParagraph"/>
-      </w:pPr>
-      <w:r>
-        <w:t xml:space="preserve">Получите полномочия администратора. Используйте PID одного из процессов dd, чтобы изменить приоритет.</w:t>
-      </w:r>
-      <w:r>
-        <w:t xml:space="preserve"> </w:t>
-      </w:r>
-      <w:r>
-        <w:t xml:space="preserve">Введите</w:t>
-      </w:r>
-      <w:r>
-        <w:t xml:space="preserve"> </w:t>
-      </w:r>
-      <w:r>
-        <w:t xml:space="preserve">ps fax | grep -B5 dd</w:t>
-      </w:r>
-      <w:r>
-        <w:t xml:space="preserve"> </w:t>
-      </w:r>
-      <w:r>
-        <w:t xml:space="preserve">Параметр -B5 показывает соответствующие запросу строки, включая пять строк до</w:t>
-      </w:r>
-      <w:r>
-        <w:t xml:space="preserve"> </w:t>
-      </w:r>
-      <w:r>
-        <w:t xml:space="preserve">этого. Поскольку ps fax показывает иерархию отношений между процессами, вы</w:t>
-      </w:r>
-      <w:r>
-        <w:t xml:space="preserve"> </w:t>
-      </w:r>
-      <w:r>
-        <w:t xml:space="preserve">также увидите оболочку, из которой были запущены все процессы dd, и её PID.</w:t>
-      </w:r>
-      <w:r>
-        <w:t xml:space="preserve"> </w:t>
-      </w:r>
-      <w:r>
-        <w:t xml:space="preserve">Найдите PID корневой оболочки, из которой были запущены процессы dd, и введите</w:t>
-      </w:r>
-      <w:r>
-        <w:t xml:space="preserve"> </w:t>
-      </w:r>
-      <w:r>
-        <w:t xml:space="preserve">kill -9</w:t>
-      </w:r>
-      <w:r>
-        <w:t xml:space="preserve"> </w:t>
-      </w:r>
-      <w:r>
-        <w:t xml:space="preserve"> </w:t>
-      </w:r>
-      <w:r>
-        <w:t xml:space="preserve">(рис. 2)</w:t>
+        <w:t xml:space="preserve">Найдите веб-сервер Apache в списке процессов, определите его контекст</w:t>
+      </w:r>
+      <w:r>
+        <w:t xml:space="preserve"> </w:t>
+      </w:r>
+      <w:r>
+        <w:t xml:space="preserve">безопасности и занесите эту информацию в отчёт. Например, можно ис-</w:t>
+      </w:r>
+      <w:r>
+        <w:t xml:space="preserve"> </w:t>
+      </w:r>
+      <w:r>
+        <w:t xml:space="preserve">пользовать команду</w:t>
+      </w:r>
+      <w:r>
+        <w:t xml:space="preserve"> </w:t>
+      </w:r>
+      <w:r>
+        <w:t xml:space="preserve">ps auxZ | grep httpd</w:t>
+      </w:r>
+      <w:r>
+        <w:t xml:space="preserve"> </w:t>
+      </w:r>
+      <w:r>
+        <w:t xml:space="preserve">или</w:t>
+      </w:r>
+      <w:r>
+        <w:t xml:space="preserve"> </w:t>
+      </w:r>
+      <w:r>
+        <w:t xml:space="preserve">ps -eZ | grep httpd</w:t>
+      </w:r>
+    </w:p>
+    <w:p>
+      <w:pPr>
+        <w:pStyle w:val="Compact"/>
+        <w:numPr>
+          <w:ilvl w:val="0"/>
+          <w:numId w:val="1002"/>
+        </w:numPr>
+      </w:pPr>
+      <w:r>
+        <w:t xml:space="preserve">Посмотрите текущее состояние переключателей SELinux для Apache с</w:t>
+      </w:r>
+      <w:r>
+        <w:t xml:space="preserve"> </w:t>
+      </w:r>
+      <w:r>
+        <w:t xml:space="preserve">помощью команды</w:t>
+      </w:r>
+      <w:r>
+        <w:t xml:space="preserve"> </w:t>
+      </w:r>
+      <w:r>
+        <w:t xml:space="preserve">sestatus -bigrep httpd</w:t>
+      </w:r>
+      <w:r>
+        <w:t xml:space="preserve"> </w:t>
+      </w:r>
+      <w:r>
+        <w:t xml:space="preserve">Обратите внимание, что многие из них находятся в положении «off».</w:t>
+      </w:r>
+    </w:p>
+    <w:p>
+      <w:pPr>
+        <w:pStyle w:val="Compact"/>
+        <w:numPr>
+          <w:ilvl w:val="0"/>
+          <w:numId w:val="1002"/>
+        </w:numPr>
+      </w:pPr>
+      <w:r>
+        <w:t xml:space="preserve">Посмотрите статистику по политике с помощью команды seinfo, также</w:t>
+      </w:r>
+      <w:r>
+        <w:t xml:space="preserve"> </w:t>
+      </w:r>
+      <w:r>
+        <w:t xml:space="preserve">определите множество пользователей, ролей, типов.</w:t>
+      </w:r>
+    </w:p>
+    <w:p>
+      <w:pPr>
+        <w:pStyle w:val="Compact"/>
+        <w:numPr>
+          <w:ilvl w:val="0"/>
+          <w:numId w:val="1002"/>
+        </w:numPr>
+      </w:pPr>
+      <w:r>
+        <w:t xml:space="preserve">Определите тип файлов и поддиректорий, находящихся в директории</w:t>
+      </w:r>
+      <w:r>
+        <w:t xml:space="preserve"> </w:t>
+      </w:r>
+      <w:r>
+        <w:t xml:space="preserve">/var/www, с помощью команды</w:t>
+      </w:r>
+      <w:r>
+        <w:t xml:space="preserve"> </w:t>
+      </w:r>
+      <w:r>
+        <w:t xml:space="preserve">ls -lZ /var/www</w:t>
+      </w:r>
+    </w:p>
+    <w:p>
+      <w:pPr>
+        <w:pStyle w:val="Compact"/>
+        <w:numPr>
+          <w:ilvl w:val="0"/>
+          <w:numId w:val="1002"/>
+        </w:numPr>
+      </w:pPr>
+      <w:r>
+        <w:t xml:space="preserve">Определите тип файлов, находящихся в директории /var/www/html:</w:t>
+      </w:r>
+      <w:r>
+        <w:t xml:space="preserve"> </w:t>
+      </w:r>
+      <w:r>
+        <w:t xml:space="preserve">ls -lZ /var/www/html</w:t>
+      </w:r>
+    </w:p>
+    <w:p>
+      <w:pPr>
+        <w:pStyle w:val="Compact"/>
+        <w:numPr>
+          <w:ilvl w:val="0"/>
+          <w:numId w:val="1002"/>
+        </w:numPr>
+      </w:pPr>
+      <w:r>
+        <w:t xml:space="preserve">Определите круг пользователей, которым разрешено создание файлов в</w:t>
+      </w:r>
+      <w:r>
+        <w:t xml:space="preserve"> </w:t>
+      </w:r>
+      <w:r>
+        <w:t xml:space="preserve">директории /var/www/html.</w:t>
+      </w:r>
+    </w:p>
+    <w:p>
+      <w:pPr>
+        <w:pStyle w:val="Compact"/>
+        <w:numPr>
+          <w:ilvl w:val="0"/>
+          <w:numId w:val="1002"/>
+        </w:numPr>
+      </w:pPr>
+      <w:r>
+        <w:t xml:space="preserve">Создайте от имени суперпользователя (так как в дистрибутиве по-</w:t>
+      </w:r>
+      <w:r>
+        <w:t xml:space="preserve"> </w:t>
+      </w:r>
+      <w:r>
+        <w:t xml:space="preserve">сле установки только ему разрешена запись в директорию) html-файл</w:t>
+      </w:r>
+      <w:r>
+        <w:t xml:space="preserve"> </w:t>
+      </w:r>
+      <w:r>
+        <w:t xml:space="preserve">/var/www/html/test.html следующего содержания:</w:t>
+      </w:r>
+    </w:p>
+    <w:p>
+      <w:pPr>
+        <w:pStyle w:val="Compact"/>
+        <w:numPr>
+          <w:ilvl w:val="0"/>
+          <w:numId w:val="1000"/>
+        </w:numPr>
+      </w:pPr>
+      <w:r>
+        <w:t xml:space="preserve">test</w:t>
+      </w:r>
+    </w:p>
+    <w:p>
+      <w:pPr>
+        <w:pStyle w:val="Compact"/>
+        <w:numPr>
+          <w:ilvl w:val="0"/>
+          <w:numId w:val="1002"/>
+        </w:numPr>
+      </w:pPr>
+      <w:r>
+        <w:t xml:space="preserve">Проверьте контекст созданного вами файла. Занесите в отчёт контекст,</w:t>
+      </w:r>
+      <w:r>
+        <w:t xml:space="preserve"> </w:t>
+      </w:r>
+      <w:r>
+        <w:t xml:space="preserve">присваиваемый по умолчанию вновь созданным файлам в директории</w:t>
+      </w:r>
+      <w:r>
+        <w:t xml:space="preserve"> </w:t>
+      </w:r>
+      <w:r>
+        <w:t xml:space="preserve">/var/www/html.</w:t>
+      </w:r>
+    </w:p>
+    <w:p>
+      <w:pPr>
+        <w:pStyle w:val="Compact"/>
+        <w:numPr>
+          <w:ilvl w:val="0"/>
+          <w:numId w:val="1002"/>
+        </w:numPr>
+      </w:pPr>
+      <w:r>
+        <w:t xml:space="preserve">Обратитесь к файлу через веб-сервер, введя в браузере адрес</w:t>
+      </w:r>
+      <w:r>
+        <w:t xml:space="preserve"> </w:t>
+      </w:r>
+      <w:r>
+        <w:t xml:space="preserve">http://127.0.0.1/test.html. Убедитесь, что файл был успеш-</w:t>
+      </w:r>
+      <w:r>
+        <w:t xml:space="preserve"> </w:t>
+      </w:r>
+      <w:r>
+        <w:t xml:space="preserve">но отображён.</w:t>
+      </w:r>
+    </w:p>
+    <w:p>
+      <w:pPr>
+        <w:pStyle w:val="Compact"/>
+        <w:numPr>
+          <w:ilvl w:val="0"/>
+          <w:numId w:val="1002"/>
+        </w:numPr>
+      </w:pPr>
+      <w:r>
+        <w:t xml:space="preserve">Изучите справку man httpd_selinux и выясните, какие контек-</w:t>
+      </w:r>
+      <w:r>
+        <w:t xml:space="preserve"> </w:t>
+      </w:r>
+      <w:r>
+        <w:t xml:space="preserve">сты файлов определены для httpd. Сопоставьте их с типом файла</w:t>
+      </w:r>
+      <w:r>
+        <w:t xml:space="preserve"> </w:t>
+      </w:r>
+      <w:r>
+        <w:t xml:space="preserve">test.html. Проверить контекст файла можно командой ls -Z.</w:t>
+      </w:r>
+      <w:r>
+        <w:t xml:space="preserve"> </w:t>
+      </w:r>
+      <w:r>
+        <w:t xml:space="preserve">ls -Z /var/www/html/test.html</w:t>
+      </w:r>
+    </w:p>
+    <w:p>
+      <w:pPr>
+        <w:pStyle w:val="Compact"/>
+        <w:numPr>
+          <w:ilvl w:val="0"/>
+          <w:numId w:val="1002"/>
+        </w:numPr>
+      </w:pPr>
+      <w:r>
+        <w:t xml:space="preserve">Измените контекст файла /var/www/html/test.html с</w:t>
+      </w:r>
+      <w:r>
+        <w:t xml:space="preserve"> </w:t>
+      </w:r>
+      <w:r>
+        <w:t xml:space="preserve">httpd_sys_content_t на любой другой, к которому процесс httpd не</w:t>
+      </w:r>
+      <w:r>
+        <w:t xml:space="preserve"> </w:t>
+      </w:r>
+      <w:r>
+        <w:t xml:space="preserve">должен иметь доступа, например, на samba_share_t:</w:t>
+      </w:r>
+      <w:r>
+        <w:t xml:space="preserve"> </w:t>
+      </w:r>
+      <w:r>
+        <w:t xml:space="preserve">chcon -t samba_share_t /var/www/html/test.html</w:t>
+      </w:r>
+      <w:r>
+        <w:t xml:space="preserve"> </w:t>
+      </w:r>
+      <w:r>
+        <w:t xml:space="preserve">ls -Z /var/www/html/test.html</w:t>
+      </w:r>
+      <w:r>
+        <w:t xml:space="preserve"> </w:t>
+      </w:r>
+      <w:r>
+        <w:t xml:space="preserve">После этого проверьте, что контекст поменялся. (рис. 2)</w:t>
       </w:r>
     </w:p>
     <w:p>
@@ -370,7 +585,7 @@
       <w:r>
         <w:drawing>
           <wp:inline>
-            <wp:extent cx="3733800" cy="2946400"/>
+            <wp:extent cx="3733800" cy="2365914"/>
             <wp:effectExtent b="0" l="0" r="0" t="0"/>
             <wp:docPr descr="Выполняем" title="" id="25" name="Picture"/>
             <a:graphic>
@@ -391,7 +606,7 @@
                   <pic:spPr bwMode="auto">
                     <a:xfrm>
                       <a:off x="0" y="0"/>
-                      <a:ext cx="3733800" cy="2946400"/>
+                      <a:ext cx="3733800" cy="2365914"/>
                     </a:xfrm>
                     <a:prstGeom prst="rect">
                       <a:avLst/>
@@ -427,51 +642,97 @@
         </w:numPr>
       </w:pPr>
       <w:r>
-        <w:t xml:space="preserve">Задание 1.</w:t>
-      </w:r>
-    </w:p>
-    <w:p>
-      <w:pPr>
-        <w:pStyle w:val="FirstParagraph"/>
-      </w:pPr>
-      <w:r>
-        <w:t xml:space="preserve">Запустите команду</w:t>
-      </w:r>
-      <w:r>
-        <w:t xml:space="preserve"> </w:t>
-      </w:r>
-      <w:r>
-        <w:t xml:space="preserve">dd if=/dev/zero of=/dev/null</w:t>
-      </w:r>
-      <w:r>
-        <w:t xml:space="preserve"> </w:t>
-      </w:r>
-      <w:r>
-        <w:t xml:space="preserve">трижды как фоновое задание.</w:t>
-      </w:r>
-      <w:r>
-        <w:t xml:space="preserve"> </w:t>
-      </w:r>
-      <w:r>
-        <w:t xml:space="preserve">Увеличьте приоритет одной из этих команд, используя значение приоритета −5.</w:t>
-      </w:r>
-      <w:r>
-        <w:t xml:space="preserve"> </w:t>
-      </w:r>
-      <w:r>
-        <w:t xml:space="preserve">Измените приоритет того же процесса ещё раз, но используйте на этот раз значение</w:t>
-      </w:r>
-      <w:r>
-        <w:t xml:space="preserve"> </w:t>
-      </w:r>
-      <w:r>
-        <w:t xml:space="preserve">−15.</w:t>
-      </w:r>
-      <w:r>
-        <w:t xml:space="preserve"> </w:t>
-      </w:r>
-      <w:r>
-        <w:t xml:space="preserve">Завершите все процессы dd, которые вы запустили.(рис. 3)</w:t>
+        <w:t xml:space="preserve">Попробуйте ещё раз получить доступ к файлу через веб-сервер, введя в</w:t>
+      </w:r>
+      <w:r>
+        <w:t xml:space="preserve"> </w:t>
+      </w:r>
+      <w:r>
+        <w:t xml:space="preserve">браузере адрес http://127.0.0.1/test.html. Вы должны получить</w:t>
+      </w:r>
+      <w:r>
+        <w:t xml:space="preserve"> </w:t>
+      </w:r>
+      <w:r>
+        <w:t xml:space="preserve">сообщение об ошибке:</w:t>
+      </w:r>
+      <w:r>
+        <w:t xml:space="preserve"> </w:t>
+      </w:r>
+      <w:r>
+        <w:t xml:space="preserve">Forbidden</w:t>
+      </w:r>
+      <w:r>
+        <w:t xml:space="preserve"> </w:t>
+      </w:r>
+      <w:r>
+        <w:t xml:space="preserve">You don’t have permission to access /test.html on this server.</w:t>
+      </w:r>
+    </w:p>
+    <w:p>
+      <w:pPr>
+        <w:pStyle w:val="Compact"/>
+        <w:numPr>
+          <w:ilvl w:val="0"/>
+          <w:numId w:val="1003"/>
+        </w:numPr>
+      </w:pPr>
+      <w:r>
+        <w:t xml:space="preserve">Проанализируйте ситуацию. Почему файл не был отображён, если права</w:t>
+      </w:r>
+      <w:r>
+        <w:t xml:space="preserve"> </w:t>
+      </w:r>
+      <w:r>
+        <w:t xml:space="preserve">доступа позволяют читать этот файл любому пользователю?</w:t>
+      </w:r>
+      <w:r>
+        <w:t xml:space="preserve"> </w:t>
+      </w:r>
+      <w:r>
+        <w:t xml:space="preserve">ls -l /var/www/html/test.html</w:t>
+      </w:r>
+      <w:r>
+        <w:t xml:space="preserve"> </w:t>
+      </w:r>
+      <w:r>
+        <w:t xml:space="preserve">Просмотрите log-файлы веб-сервера Apache. Также просмотрите си-</w:t>
+      </w:r>
+      <w:r>
+        <w:t xml:space="preserve"> </w:t>
+      </w:r>
+      <w:r>
+        <w:t xml:space="preserve">стемный лог-файл:</w:t>
+      </w:r>
+      <w:r>
+        <w:t xml:space="preserve"> </w:t>
+      </w:r>
+      <w:r>
+        <w:t xml:space="preserve">tail /var/log/messages</w:t>
+      </w:r>
+      <w:r>
+        <w:t xml:space="preserve"> </w:t>
+      </w:r>
+      <w:r>
+        <w:t xml:space="preserve">Если в системе окажутся запущенными процессы setroubleshootd и</w:t>
+      </w:r>
+      <w:r>
+        <w:t xml:space="preserve"> </w:t>
+      </w:r>
+      <w:r>
+        <w:t xml:space="preserve">audtd, то вы также сможете увидеть ошибки, аналогичные указанным</w:t>
+      </w:r>
+      <w:r>
+        <w:t xml:space="preserve"> </w:t>
+      </w:r>
+      <w:r>
+        <w:t xml:space="preserve">выше, в файле /var/log/audit/audit.log. Проверьте это утвержде-</w:t>
+      </w:r>
+      <w:r>
+        <w:t xml:space="preserve"> </w:t>
+      </w:r>
+      <w:r>
+        <w:t xml:space="preserve">ние самостоятельно.(рис. 3)</w:t>
       </w:r>
     </w:p>
     <w:p>
@@ -481,7 +742,7 @@
       <w:r>
         <w:drawing>
           <wp:inline>
-            <wp:extent cx="3733800" cy="2813049"/>
+            <wp:extent cx="3733800" cy="752640"/>
             <wp:effectExtent b="0" l="0" r="0" t="0"/>
             <wp:docPr descr="Выполняем задание" title="" id="28" name="Picture"/>
             <a:graphic>
@@ -502,7 +763,7 @@
                   <pic:spPr bwMode="auto">
                     <a:xfrm>
                       <a:off x="0" y="0"/>
-                      <a:ext cx="3733800" cy="2813049"/>
+                      <a:ext cx="3733800" cy="752640"/>
                     </a:xfrm>
                     <a:prstGeom prst="rect">
                       <a:avLst/>
@@ -538,99 +799,223 @@
         </w:numPr>
       </w:pPr>
       <w:r>
-        <w:t xml:space="preserve">Задание 2.</w:t>
-      </w:r>
-    </w:p>
-    <w:p>
-      <w:pPr>
-        <w:pStyle w:val="FirstParagraph"/>
-      </w:pPr>
-      <w:r>
-        <w:t xml:space="preserve">Запустите программу yes в фоновом режиме с подавлением потока вывода.</w:t>
-      </w:r>
-      <w:r>
-        <w:t xml:space="preserve"> </w:t>
-      </w:r>
-      <w:r>
-        <w:t xml:space="preserve">Запустите программу yes на переднем плане с подавлением потока вывода. При-</w:t>
-      </w:r>
-      <w:r>
-        <w:t xml:space="preserve"> </w:t>
-      </w:r>
-      <w:r>
-        <w:t xml:space="preserve">остановите выполнение программы. Заново запустите программу yes с теми же</w:t>
-      </w:r>
-      <w:r>
-        <w:t xml:space="preserve"> </w:t>
-      </w:r>
-      <w:r>
-        <w:t xml:space="preserve">параметрами, затем завершите её выполнение.</w:t>
-      </w:r>
-      <w:r>
-        <w:t xml:space="preserve"> </w:t>
-      </w:r>
-      <w:r>
-        <w:t xml:space="preserve">Запустите программу yes на переднем плане без подавления потока вывода. При-</w:t>
-      </w:r>
-      <w:r>
-        <w:t xml:space="preserve"> </w:t>
-      </w:r>
-      <w:r>
-        <w:t xml:space="preserve">остановите выполнение программы. Заново запустите программу yes с теми же</w:t>
-      </w:r>
-      <w:r>
-        <w:t xml:space="preserve"> </w:t>
-      </w:r>
-      <w:r>
-        <w:t xml:space="preserve">параметрами, затем завершите её выполнение.</w:t>
-      </w:r>
-      <w:r>
-        <w:t xml:space="preserve"> </w:t>
-      </w:r>
-      <w:r>
-        <w:t xml:space="preserve">Проверьте состояния заданий, воспользовавшись командой jobs.</w:t>
-      </w:r>
-      <w:r>
-        <w:t xml:space="preserve"> </w:t>
-      </w:r>
-      <w:r>
-        <w:t xml:space="preserve">Переведите процесс, который у вас выполняется в фоновом режиме, на передний</w:t>
-      </w:r>
-      <w:r>
-        <w:t xml:space="preserve"> </w:t>
-      </w:r>
-      <w:r>
-        <w:t xml:space="preserve">план, затем остановите его.</w:t>
-      </w:r>
-      <w:r>
-        <w:t xml:space="preserve"> </w:t>
-      </w:r>
-      <w:r>
-        <w:t xml:space="preserve">Переведите любой ваш процесс с подавлением потока вывода в фоновый режим.</w:t>
-      </w:r>
-      <w:r>
-        <w:t xml:space="preserve"> </w:t>
-      </w:r>
-      <w:r>
-        <w:t xml:space="preserve">Проверьте состояния заданий, воспользовавшись командой jobs. Обратите внимание,</w:t>
-      </w:r>
-      <w:r>
-        <w:t xml:space="preserve"> </w:t>
-      </w:r>
-      <w:r>
-        <w:t xml:space="preserve">что процесс стал выполняющимся (Running) в фоновом режиме.</w:t>
-      </w:r>
-      <w:r>
-        <w:t xml:space="preserve"> </w:t>
-      </w:r>
-      <w:r>
-        <w:t xml:space="preserve">Запустите процесс в фоновом режиме таким образом, чтобы он продолжил свою</w:t>
-      </w:r>
-      <w:r>
-        <w:t xml:space="preserve"> </w:t>
-      </w:r>
-      <w:r>
-        <w:t xml:space="preserve">работу даже после отключения от терминала. (рис. 4)</w:t>
+        <w:t xml:space="preserve">Попробуйте запустить веб-сервер Apache на прослушивание ТСР-порта</w:t>
+      </w:r>
+      <w:r>
+        <w:t xml:space="preserve"> </w:t>
+      </w:r>
+      <w:r>
+        <w:t xml:space="preserve">81 (а не 80, как рекомендует IANA и прописано в /etc/services). Для</w:t>
+      </w:r>
+      <w:r>
+        <w:t xml:space="preserve"> </w:t>
+      </w:r>
+      <w:r>
+        <w:t xml:space="preserve">этого в файле /etc/httpd/httpd.conf найдите строчку Listen 80 и</w:t>
+      </w:r>
+      <w:r>
+        <w:t xml:space="preserve"> </w:t>
+      </w:r>
+      <w:r>
+        <w:t xml:space="preserve">замените её на Listen 81.</w:t>
+      </w:r>
+    </w:p>
+    <w:p>
+      <w:pPr>
+        <w:pStyle w:val="Compact"/>
+        <w:numPr>
+          <w:ilvl w:val="0"/>
+          <w:numId w:val="1004"/>
+        </w:numPr>
+      </w:pPr>
+      <w:r>
+        <w:t xml:space="preserve">Выполните перезапуск веб-сервера Apache. Произошёл сбой? Поясните</w:t>
+      </w:r>
+      <w:r>
+        <w:t xml:space="preserve"> </w:t>
+      </w:r>
+      <w:r>
+        <w:t xml:space="preserve">почему?</w:t>
+      </w:r>
+    </w:p>
+    <w:p>
+      <w:pPr>
+        <w:pStyle w:val="Compact"/>
+        <w:numPr>
+          <w:ilvl w:val="0"/>
+          <w:numId w:val="1004"/>
+        </w:numPr>
+      </w:pPr>
+      <w:r>
+        <w:t xml:space="preserve">Проанализируйте лог-файлы:</w:t>
+      </w:r>
+      <w:r>
+        <w:t xml:space="preserve"> </w:t>
+      </w:r>
+      <w:r>
+        <w:t xml:space="preserve">tail -nl /var/log/messages</w:t>
+      </w:r>
+      <w:r>
+        <w:t xml:space="preserve"> </w:t>
+      </w:r>
+      <w:r>
+        <w:t xml:space="preserve">Просмотрите файлы /var/log/http/error_log,</w:t>
+      </w:r>
+      <w:r>
+        <w:t xml:space="preserve"> </w:t>
+      </w:r>
+      <w:r>
+        <w:t xml:space="preserve">/var/log/http/access_log и /var/log/audit/audit.log и</w:t>
+      </w:r>
+      <w:r>
+        <w:t xml:space="preserve"> </w:t>
+      </w:r>
+      <w:r>
+        <w:t xml:space="preserve">выясните, в каких файлах появились записи.</w:t>
+      </w:r>
+    </w:p>
+    <w:p>
+      <w:pPr>
+        <w:pStyle w:val="Compact"/>
+        <w:numPr>
+          <w:ilvl w:val="0"/>
+          <w:numId w:val="1004"/>
+        </w:numPr>
+      </w:pPr>
+      <w:r>
+        <w:t xml:space="preserve">Выполните команду</w:t>
+      </w:r>
+      <w:r>
+        <w:t xml:space="preserve"> </w:t>
+      </w:r>
+      <w:r>
+        <w:t xml:space="preserve">semanage port -a -t http_port_t -р tcp 81</w:t>
+      </w:r>
+      <w:r>
+        <w:t xml:space="preserve"> </w:t>
+      </w:r>
+      <w:r>
+        <w:t xml:space="preserve">После этого проверьте список портов командой</w:t>
+      </w:r>
+      <w:r>
+        <w:t xml:space="preserve"> </w:t>
+      </w:r>
+      <w:r>
+        <w:t xml:space="preserve">semanage port -l | grep http_port_t</w:t>
+      </w:r>
+      <w:r>
+        <w:t xml:space="preserve"> </w:t>
+      </w:r>
+      <w:r>
+        <w:t xml:space="preserve">Убедитесь, что порт 81 появился в списке.</w:t>
+      </w:r>
+    </w:p>
+    <w:p>
+      <w:pPr>
+        <w:pStyle w:val="Compact"/>
+        <w:numPr>
+          <w:ilvl w:val="0"/>
+          <w:numId w:val="1004"/>
+        </w:numPr>
+      </w:pPr>
+      <w:r>
+        <w:t xml:space="preserve">Попробуйте запустить веб-сервер Apache ещё раз. Поняли ли вы, почему</w:t>
+      </w:r>
+      <w:r>
+        <w:t xml:space="preserve"> </w:t>
+      </w:r>
+      <w:r>
+        <w:t xml:space="preserve">он сейчас запустился, а в предыдущем случае не смог?</w:t>
+      </w:r>
+    </w:p>
+    <w:p>
+      <w:pPr>
+        <w:pStyle w:val="Compact"/>
+        <w:numPr>
+          <w:ilvl w:val="0"/>
+          <w:numId w:val="1004"/>
+        </w:numPr>
+      </w:pPr>
+      <w:r>
+        <w:t xml:space="preserve">Верните контекст httpd_sys_cоntent__t к файлу /var/www/html/ test.html:</w:t>
+      </w:r>
+      <w:r>
+        <w:t xml:space="preserve"> </w:t>
+      </w:r>
+      <w:r>
+        <w:t xml:space="preserve">chcon -t httpd_sys_content_t /var/www/html/test.html</w:t>
+      </w:r>
+      <w:r>
+        <w:t xml:space="preserve"> </w:t>
+      </w:r>
+      <w:r>
+        <w:t xml:space="preserve">После этого попробуйте получить доступ к файлу через веб-сервер, вве-</w:t>
+      </w:r>
+      <w:r>
+        <w:t xml:space="preserve"> </w:t>
+      </w:r>
+      <w:r>
+        <w:t xml:space="preserve">дя в браузере адрес http://127.0.0.1:81/test.html.</w:t>
+      </w:r>
+      <w:r>
+        <w:t xml:space="preserve"> </w:t>
+      </w:r>
+      <w:r>
+        <w:t xml:space="preserve">Вы должны увидеть содержимое файла — слово «test».</w:t>
+      </w:r>
+    </w:p>
+    <w:p>
+      <w:pPr>
+        <w:pStyle w:val="Compact"/>
+        <w:numPr>
+          <w:ilvl w:val="0"/>
+          <w:numId w:val="1004"/>
+        </w:numPr>
+      </w:pPr>
+      <w:r>
+        <w:t xml:space="preserve">Исправьте обратно конфигурационный файл apache, вернув Listen 80.</w:t>
+      </w:r>
+    </w:p>
+    <w:p>
+      <w:pPr>
+        <w:pStyle w:val="Compact"/>
+        <w:numPr>
+          <w:ilvl w:val="0"/>
+          <w:numId w:val="1004"/>
+        </w:numPr>
+      </w:pPr>
+      <w:r>
+        <w:t xml:space="preserve">Удалите привязку http_port_t к 81 порту:</w:t>
+      </w:r>
+      <w:r>
+        <w:t xml:space="preserve"> </w:t>
+      </w:r>
+      <w:r>
+        <w:t xml:space="preserve">semanage port -d -t http_port_t -p tcp 81</w:t>
+      </w:r>
+      <w:r>
+        <w:t xml:space="preserve"> </w:t>
+      </w:r>
+      <w:r>
+        <w:t xml:space="preserve">и проверьте, что порт 81 удалён.</w:t>
+      </w:r>
+    </w:p>
+    <w:p>
+      <w:pPr>
+        <w:pStyle w:val="Compact"/>
+        <w:numPr>
+          <w:ilvl w:val="0"/>
+          <w:numId w:val="1004"/>
+        </w:numPr>
+      </w:pPr>
+      <w:r>
+        <w:t xml:space="preserve">Удалите файл /var/www/html/test.html:</w:t>
+      </w:r>
+      <w:r>
+        <w:t xml:space="preserve"> </w:t>
+      </w:r>
+      <w:r>
+        <w:t xml:space="preserve">rm /var/www/html/test.html (рис. 4)</w:t>
       </w:r>
     </w:p>
     <w:p>
@@ -640,9 +1025,9 @@
       <w:r>
         <w:drawing>
           <wp:inline>
-            <wp:extent cx="3733800" cy="2304105"/>
+            <wp:extent cx="3733800" cy="2463720"/>
             <wp:effectExtent b="0" l="0" r="0" t="0"/>
-            <wp:docPr descr="Используем команду nohap" title="" id="31" name="Picture"/>
+            <wp:docPr descr="Удаляем файл" title="" id="31" name="Picture"/>
             <a:graphic>
               <a:graphicData uri="http://schemas.openxmlformats.org/drawingml/2006/picture">
                 <pic:pic>
@@ -661,7 +1046,7 @@
                   <pic:spPr bwMode="auto">
                     <a:xfrm>
                       <a:off x="0" y="0"/>
-                      <a:ext cx="3733800" cy="2304105"/>
+                      <a:ext cx="3733800" cy="2463720"/>
                     </a:xfrm>
                     <a:prstGeom prst="rect">
                       <a:avLst/>
@@ -685,176 +1070,11 @@
         <w:pStyle w:val="ImageCaption"/>
       </w:pPr>
       <w:r>
-        <w:t xml:space="preserve">Рис. 4: Используем команду nohap</w:t>
-      </w:r>
-    </w:p>
-    <w:p>
-      <w:pPr>
-        <w:pStyle w:val="BodyText"/>
-      </w:pPr>
-      <w:r>
-        <w:t xml:space="preserve">Закройте окно и заново запустите консоль. Убедитесь, что процесс продолжил свою</w:t>
-      </w:r>
-      <w:r>
-        <w:t xml:space="preserve"> </w:t>
-      </w:r>
-      <w:r>
-        <w:t xml:space="preserve">работу.</w:t>
-      </w:r>
-      <w:r>
-        <w:t xml:space="preserve"> </w:t>
-      </w:r>
-      <w:r>
-        <w:t xml:space="preserve">Получите информацию о запущенных в операционной системе процессах с помощью</w:t>
-      </w:r>
-      <w:r>
-        <w:t xml:space="preserve"> </w:t>
-      </w:r>
-      <w:r>
-        <w:t xml:space="preserve">утилиты top.</w:t>
-      </w:r>
-      <w:r>
-        <w:t xml:space="preserve"> </w:t>
-      </w:r>
-      <w:r>
-        <w:t xml:space="preserve">Запустите ещё три программы yes в фоновом режиме с подавлением потока вывода.</w:t>
-      </w:r>
-      <w:r>
-        <w:t xml:space="preserve"> </w:t>
-      </w:r>
-      <w:r>
-        <w:t xml:space="preserve">Убейте два процесса: для одного используйте его PID, а для другого — его идентифи-</w:t>
-      </w:r>
-      <w:r>
-        <w:t xml:space="preserve"> </w:t>
-      </w:r>
-      <w:r>
-        <w:t xml:space="preserve">катор конкретного задания.</w:t>
-      </w:r>
-      <w:r>
-        <w:t xml:space="preserve"> </w:t>
-      </w:r>
-      <w:r>
-        <w:t xml:space="preserve">Попробуйте послать сигнал 1 (SIGHUP) процессу, запущенному с помощью nohup,</w:t>
-      </w:r>
-      <w:r>
-        <w:t xml:space="preserve"> </w:t>
-      </w:r>
-      <w:r>
-        <w:t xml:space="preserve">и обычному процессу.</w:t>
-      </w:r>
-      <w:r>
-        <w:t xml:space="preserve"> </w:t>
-      </w:r>
-      <w:r>
-        <w:t xml:space="preserve">Запустите ещё несколько программ yes в фоновом режиме с подавлением потока</w:t>
-      </w:r>
-      <w:r>
-        <w:t xml:space="preserve"> </w:t>
-      </w:r>
-      <w:r>
-        <w:t xml:space="preserve">вывода.</w:t>
-      </w:r>
-      <w:r>
-        <w:t xml:space="preserve"> </w:t>
-      </w:r>
-      <w:r>
-        <w:t xml:space="preserve">Завершите их работу одновременно, используя команду killall.</w:t>
-      </w:r>
-      <w:r>
-        <w:t xml:space="preserve"> </w:t>
-      </w:r>
-      <w:r>
-        <w:t xml:space="preserve">Запустите программу yes в фоновом режиме с подавлением потока вывода. Используя</w:t>
-      </w:r>
-      <w:r>
-        <w:t xml:space="preserve"> </w:t>
-      </w:r>
-      <w:r>
-        <w:t xml:space="preserve">утилиту nice, запустите программу yes с теми же параметрами и с приоритетом,</w:t>
-      </w:r>
-      <w:r>
-        <w:t xml:space="preserve"> </w:t>
-      </w:r>
-      <w:r>
-        <w:t xml:space="preserve">большим на 5. Сравните абсолютные и относительные приоритеты у этих двух про-</w:t>
-      </w:r>
-      <w:r>
-        <w:t xml:space="preserve"> </w:t>
-      </w:r>
-      <w:r>
-        <w:t xml:space="preserve">цессов.</w:t>
-      </w:r>
-      <w:r>
-        <w:t xml:space="preserve"> </w:t>
-      </w:r>
-      <w:r>
-        <w:t xml:space="preserve">Используя утилиту renice, измените приоритет у одного из потоков yes таким обра-</w:t>
-      </w:r>
-      <w:r>
-        <w:t xml:space="preserve"> </w:t>
-      </w:r>
-      <w:r>
-        <w:t xml:space="preserve">зом, чтобы у обоих потоков приоритеты были равны. (рис. 5)</w:t>
-      </w:r>
-    </w:p>
-    <w:p>
-      <w:pPr>
-        <w:pStyle w:val="CaptionedFigure"/>
-      </w:pPr>
-      <w:r>
-        <w:drawing>
-          <wp:inline>
-            <wp:extent cx="3733800" cy="2258243"/>
-            <wp:effectExtent b="0" l="0" r="0" t="0"/>
-            <wp:docPr descr="Используем команду renice" title="" id="34" name="Picture"/>
-            <a:graphic>
-              <a:graphicData uri="http://schemas.openxmlformats.org/drawingml/2006/picture">
-                <pic:pic>
-                  <pic:nvPicPr>
-                    <pic:cNvPr descr="image/5.png" id="35" name="Picture"/>
-                    <pic:cNvPicPr>
-                      <a:picLocks noChangeArrowheads="1" noChangeAspect="1"/>
-                    </pic:cNvPicPr>
-                  </pic:nvPicPr>
-                  <pic:blipFill>
-                    <a:blip r:embed="rId33"/>
-                    <a:stretch>
-                      <a:fillRect/>
-                    </a:stretch>
-                  </pic:blipFill>
-                  <pic:spPr bwMode="auto">
-                    <a:xfrm>
-                      <a:off x="0" y="0"/>
-                      <a:ext cx="3733800" cy="2258243"/>
-                    </a:xfrm>
-                    <a:prstGeom prst="rect">
-                      <a:avLst/>
-                    </a:prstGeom>
-                    <a:noFill/>
-                    <a:ln w="9525">
-                      <a:noFill/>
-                      <a:headEnd/>
-                      <a:tailEnd/>
-                    </a:ln>
-                  </pic:spPr>
-                </pic:pic>
-              </a:graphicData>
-            </a:graphic>
-          </wp:inline>
-        </w:drawing>
-      </w:r>
-    </w:p>
-    <w:p>
-      <w:pPr>
-        <w:pStyle w:val="ImageCaption"/>
-      </w:pPr>
-      <w:r>
-        <w:t xml:space="preserve">Рис. 5: Используем команду renice</w:t>
-      </w:r>
-    </w:p>
-    <w:bookmarkEnd w:id="36"/>
-    <w:bookmarkStart w:id="37" w:name="выводы"/>
+        <w:t xml:space="preserve">Рис. 4: Удаляем файл</w:t>
+      </w:r>
+    </w:p>
+    <w:bookmarkEnd w:id="33"/>
+    <w:bookmarkStart w:id="34" w:name="выводы"/>
     <w:p>
       <w:pPr>
         <w:pStyle w:val="Heading1"/>
@@ -877,10 +1097,22 @@
         <w:pStyle w:val="FirstParagraph"/>
       </w:pPr>
       <w:r>
-        <w:t xml:space="preserve">Мы приобрели практические навыки управления процессами операционной системы.</w:t>
-      </w:r>
-    </w:p>
-    <w:bookmarkEnd w:id="37"/>
+        <w:t xml:space="preserve">Мы развили навыки администрирования ОС Linux. Получили первое практическое знакомство с технологией SELinux.</w:t>
+      </w:r>
+      <w:r>
+        <w:t xml:space="preserve"> </w:t>
+      </w:r>
+      <w:r>
+        <w:t xml:space="preserve">Проверили работу SELinx на практике совместно с веб-сервером</w:t>
+      </w:r>
+      <w:r>
+        <w:t xml:space="preserve"> </w:t>
+      </w:r>
+      <w:r>
+        <w:t xml:space="preserve">Apache.</w:t>
+      </w:r>
+    </w:p>
+    <w:bookmarkEnd w:id="34"/>
     <w:sectPr/>
   </w:body>
 </w:document>
@@ -1072,91 +1304,6 @@
       </w:pPr>
     </w:lvl>
   </w:abstractNum>
-  <w:abstractNum w:abstractNumId="99412">
-    <w:nsid w:val="00A99412"/>
-    <w:multiLevelType w:val="multilevel"/>
-    <w:lvl w:ilvl="0">
-      <w:start w:val="2"/>
-      <w:numFmt w:val="decimal"/>
-      <w:lvlText w:val="%1."/>
-      <w:lvlJc w:val="left"/>
-      <w:pPr>
-        <w:ind w:left="720" w:hanging="480"/>
-      </w:pPr>
-    </w:lvl>
-    <w:lvl w:ilvl="1">
-      <w:start w:val="2"/>
-      <w:numFmt w:val="decimal"/>
-      <w:lvlText w:val="%2."/>
-      <w:lvlJc w:val="left"/>
-      <w:pPr>
-        <w:ind w:left="1440" w:hanging="480"/>
-      </w:pPr>
-    </w:lvl>
-    <w:lvl w:ilvl="2">
-      <w:start w:val="2"/>
-      <w:numFmt w:val="decimal"/>
-      <w:lvlText w:val="%3."/>
-      <w:lvlJc w:val="left"/>
-      <w:pPr>
-        <w:ind w:left="2160" w:hanging="480"/>
-      </w:pPr>
-    </w:lvl>
-    <w:lvl w:ilvl="3">
-      <w:start w:val="2"/>
-      <w:numFmt w:val="decimal"/>
-      <w:lvlText w:val="%4."/>
-      <w:lvlJc w:val="left"/>
-      <w:pPr>
-        <w:ind w:left="2880" w:hanging="480"/>
-      </w:pPr>
-    </w:lvl>
-    <w:lvl w:ilvl="4">
-      <w:start w:val="2"/>
-      <w:numFmt w:val="decimal"/>
-      <w:lvlText w:val="%5."/>
-      <w:lvlJc w:val="left"/>
-      <w:pPr>
-        <w:ind w:left="3600" w:hanging="480"/>
-      </w:pPr>
-    </w:lvl>
-    <w:lvl w:ilvl="5">
-      <w:start w:val="2"/>
-      <w:numFmt w:val="decimal"/>
-      <w:lvlText w:val="%6."/>
-      <w:lvlJc w:val="left"/>
-      <w:pPr>
-        <w:ind w:left="4320" w:hanging="480"/>
-      </w:pPr>
-    </w:lvl>
-    <w:lvl w:ilvl="6">
-      <w:start w:val="2"/>
-      <w:numFmt w:val="decimal"/>
-      <w:lvlText w:val="%7."/>
-      <w:lvlJc w:val="left"/>
-      <w:pPr>
-        <w:ind w:left="5040" w:hanging="480"/>
-      </w:pPr>
-    </w:lvl>
-    <w:lvl w:ilvl="7">
-      <w:start w:val="2"/>
-      <w:numFmt w:val="decimal"/>
-      <w:lvlText w:val="%8."/>
-      <w:lvlJc w:val="left"/>
-      <w:pPr>
-        <w:ind w:left="5760" w:hanging="480"/>
-      </w:pPr>
-    </w:lvl>
-    <w:lvl w:ilvl="8">
-      <w:start w:val="2"/>
-      <w:numFmt w:val="decimal"/>
-      <w:lvlText w:val="%9."/>
-      <w:lvlJc w:val="left"/>
-      <w:pPr>
-        <w:ind w:left="6480" w:hanging="480"/>
-      </w:pPr>
-    </w:lvl>
-  </w:abstractNum>
   <w:abstractNum w:abstractNumId="99413">
     <w:nsid w:val="00A99413"/>
     <w:multiLevelType w:val="multilevel"/>
@@ -1242,11 +1389,11 @@
       </w:pPr>
     </w:lvl>
   </w:abstractNum>
-  <w:abstractNum w:abstractNumId="99414">
-    <w:nsid w:val="00A99414"/>
+  <w:abstractNum w:abstractNumId="994114">
+    <w:nsid w:val="0A994114"/>
     <w:multiLevelType w:val="multilevel"/>
     <w:lvl w:ilvl="0">
-      <w:start w:val="4"/>
+      <w:start w:val="14"/>
       <w:numFmt w:val="decimal"/>
       <w:lvlText w:val="%1."/>
       <w:lvlJc w:val="left"/>
@@ -1255,7 +1402,7 @@
       </w:pPr>
     </w:lvl>
     <w:lvl w:ilvl="1">
-      <w:start w:val="4"/>
+      <w:start w:val="14"/>
       <w:numFmt w:val="decimal"/>
       <w:lvlText w:val="%2."/>
       <w:lvlJc w:val="left"/>
@@ -1264,7 +1411,7 @@
       </w:pPr>
     </w:lvl>
     <w:lvl w:ilvl="2">
-      <w:start w:val="4"/>
+      <w:start w:val="14"/>
       <w:numFmt w:val="decimal"/>
       <w:lvlText w:val="%3."/>
       <w:lvlJc w:val="left"/>
@@ -1273,7 +1420,7 @@
       </w:pPr>
     </w:lvl>
     <w:lvl w:ilvl="3">
-      <w:start w:val="4"/>
+      <w:start w:val="14"/>
       <w:numFmt w:val="decimal"/>
       <w:lvlText w:val="%4."/>
       <w:lvlJc w:val="left"/>
@@ -1282,7 +1429,7 @@
       </w:pPr>
     </w:lvl>
     <w:lvl w:ilvl="4">
-      <w:start w:val="4"/>
+      <w:start w:val="14"/>
       <w:numFmt w:val="decimal"/>
       <w:lvlText w:val="%5."/>
       <w:lvlJc w:val="left"/>
@@ -1291,7 +1438,7 @@
       </w:pPr>
     </w:lvl>
     <w:lvl w:ilvl="5">
-      <w:start w:val="4"/>
+      <w:start w:val="14"/>
       <w:numFmt w:val="decimal"/>
       <w:lvlText w:val="%6."/>
       <w:lvlJc w:val="left"/>
@@ -1300,7 +1447,7 @@
       </w:pPr>
     </w:lvl>
     <w:lvl w:ilvl="6">
-      <w:start w:val="4"/>
+      <w:start w:val="14"/>
       <w:numFmt w:val="decimal"/>
       <w:lvlText w:val="%7."/>
       <w:lvlJc w:val="left"/>
@@ -1309,7 +1456,7 @@
       </w:pPr>
     </w:lvl>
     <w:lvl w:ilvl="7">
-      <w:start w:val="4"/>
+      <w:start w:val="14"/>
       <w:numFmt w:val="decimal"/>
       <w:lvlText w:val="%8."/>
       <w:lvlJc w:val="left"/>
@@ -1318,7 +1465,92 @@
       </w:pPr>
     </w:lvl>
     <w:lvl w:ilvl="8">
-      <w:start w:val="4"/>
+      <w:start w:val="14"/>
+      <w:numFmt w:val="decimal"/>
+      <w:lvlText w:val="%9."/>
+      <w:lvlJc w:val="left"/>
+      <w:pPr>
+        <w:ind w:left="6480" w:hanging="480"/>
+      </w:pPr>
+    </w:lvl>
+  </w:abstractNum>
+  <w:abstractNum w:abstractNumId="994116">
+    <w:nsid w:val="0A994116"/>
+    <w:multiLevelType w:val="multilevel"/>
+    <w:lvl w:ilvl="0">
+      <w:start w:val="16"/>
+      <w:numFmt w:val="decimal"/>
+      <w:lvlText w:val="%1."/>
+      <w:lvlJc w:val="left"/>
+      <w:pPr>
+        <w:ind w:left="720" w:hanging="480"/>
+      </w:pPr>
+    </w:lvl>
+    <w:lvl w:ilvl="1">
+      <w:start w:val="16"/>
+      <w:numFmt w:val="decimal"/>
+      <w:lvlText w:val="%2."/>
+      <w:lvlJc w:val="left"/>
+      <w:pPr>
+        <w:ind w:left="1440" w:hanging="480"/>
+      </w:pPr>
+    </w:lvl>
+    <w:lvl w:ilvl="2">
+      <w:start w:val="16"/>
+      <w:numFmt w:val="decimal"/>
+      <w:lvlText w:val="%3."/>
+      <w:lvlJc w:val="left"/>
+      <w:pPr>
+        <w:ind w:left="2160" w:hanging="480"/>
+      </w:pPr>
+    </w:lvl>
+    <w:lvl w:ilvl="3">
+      <w:start w:val="16"/>
+      <w:numFmt w:val="decimal"/>
+      <w:lvlText w:val="%4."/>
+      <w:lvlJc w:val="left"/>
+      <w:pPr>
+        <w:ind w:left="2880" w:hanging="480"/>
+      </w:pPr>
+    </w:lvl>
+    <w:lvl w:ilvl="4">
+      <w:start w:val="16"/>
+      <w:numFmt w:val="decimal"/>
+      <w:lvlText w:val="%5."/>
+      <w:lvlJc w:val="left"/>
+      <w:pPr>
+        <w:ind w:left="3600" w:hanging="480"/>
+      </w:pPr>
+    </w:lvl>
+    <w:lvl w:ilvl="5">
+      <w:start w:val="16"/>
+      <w:numFmt w:val="decimal"/>
+      <w:lvlText w:val="%6."/>
+      <w:lvlJc w:val="left"/>
+      <w:pPr>
+        <w:ind w:left="4320" w:hanging="480"/>
+      </w:pPr>
+    </w:lvl>
+    <w:lvl w:ilvl="6">
+      <w:start w:val="16"/>
+      <w:numFmt w:val="decimal"/>
+      <w:lvlText w:val="%7."/>
+      <w:lvlJc w:val="left"/>
+      <w:pPr>
+        <w:ind w:left="5040" w:hanging="480"/>
+      </w:pPr>
+    </w:lvl>
+    <w:lvl w:ilvl="7">
+      <w:start w:val="16"/>
+      <w:numFmt w:val="decimal"/>
+      <w:lvlText w:val="%8."/>
+      <w:lvlJc w:val="left"/>
+      <w:pPr>
+        <w:ind w:left="5760" w:hanging="480"/>
+      </w:pPr>
+    </w:lvl>
+    <w:lvl w:ilvl="8">
+      <w:start w:val="16"/>
       <w:numFmt w:val="decimal"/>
       <w:lvlText w:val="%9."/>
       <w:lvlJc w:val="left"/>
@@ -1361,36 +1593,6 @@
     </w:lvlOverride>
   </w:num>
   <w:num w:numId="1002">
-    <w:abstractNumId w:val="99412"/>
-    <w:lvlOverride w:ilvl="0">
-      <w:startOverride w:val="2"/>
-    </w:lvlOverride>
-    <w:lvlOverride w:ilvl="1">
-      <w:startOverride w:val="2"/>
-    </w:lvlOverride>
-    <w:lvlOverride w:ilvl="2">
-      <w:startOverride w:val="2"/>
-    </w:lvlOverride>
-    <w:lvlOverride w:ilvl="3">
-      <w:startOverride w:val="2"/>
-    </w:lvlOverride>
-    <w:lvlOverride w:ilvl="4">
-      <w:startOverride w:val="2"/>
-    </w:lvlOverride>
-    <w:lvlOverride w:ilvl="5">
-      <w:startOverride w:val="2"/>
-    </w:lvlOverride>
-    <w:lvlOverride w:ilvl="6">
-      <w:startOverride w:val="2"/>
-    </w:lvlOverride>
-    <w:lvlOverride w:ilvl="7">
-      <w:startOverride w:val="2"/>
-    </w:lvlOverride>
-    <w:lvlOverride w:ilvl="8">
-      <w:startOverride w:val="2"/>
-    </w:lvlOverride>
-  </w:num>
-  <w:num w:numId="1003">
     <w:abstractNumId w:val="99413"/>
     <w:lvlOverride w:ilvl="0">
       <w:startOverride w:val="3"/>
@@ -1420,34 +1622,64 @@
       <w:startOverride w:val="3"/>
     </w:lvlOverride>
   </w:num>
+  <w:num w:numId="1003">
+    <w:abstractNumId w:val="994114"/>
+    <w:lvlOverride w:ilvl="0">
+      <w:startOverride w:val="14"/>
+    </w:lvlOverride>
+    <w:lvlOverride w:ilvl="1">
+      <w:startOverride w:val="14"/>
+    </w:lvlOverride>
+    <w:lvlOverride w:ilvl="2">
+      <w:startOverride w:val="14"/>
+    </w:lvlOverride>
+    <w:lvlOverride w:ilvl="3">
+      <w:startOverride w:val="14"/>
+    </w:lvlOverride>
+    <w:lvlOverride w:ilvl="4">
+      <w:startOverride w:val="14"/>
+    </w:lvlOverride>
+    <w:lvlOverride w:ilvl="5">
+      <w:startOverride w:val="14"/>
+    </w:lvlOverride>
+    <w:lvlOverride w:ilvl="6">
+      <w:startOverride w:val="14"/>
+    </w:lvlOverride>
+    <w:lvlOverride w:ilvl="7">
+      <w:startOverride w:val="14"/>
+    </w:lvlOverride>
+    <w:lvlOverride w:ilvl="8">
+      <w:startOverride w:val="14"/>
+    </w:lvlOverride>
+  </w:num>
   <w:num w:numId="1004">
-    <w:abstractNumId w:val="99414"/>
+    <w:abstractNumId w:val="994116"/>
     <w:lvlOverride w:ilvl="0">
-      <w:startOverride w:val="4"/>
+      <w:startOverride w:val="16"/>
     </w:lvlOverride>
     <w:lvlOverride w:ilvl="1">
-      <w:startOverride w:val="4"/>
+      <w:startOverride w:val="16"/>
     </w:lvlOverride>
     <w:lvlOverride w:ilvl="2">
-      <w:startOverride w:val="4"/>
+      <w:startOverride w:val="16"/>
     </w:lvlOverride>
     <w:lvlOverride w:ilvl="3">
-      <w:startOverride w:val="4"/>
+      <w:startOverride w:val="16"/>
     </w:lvlOverride>
     <w:lvlOverride w:ilvl="4">
-      <w:startOverride w:val="4"/>
+      <w:startOverride w:val="16"/>
     </w:lvlOverride>
     <w:lvlOverride w:ilvl="5">
-      <w:startOverride w:val="4"/>
+      <w:startOverride w:val="16"/>
     </w:lvlOverride>
     <w:lvlOverride w:ilvl="6">
-      <w:startOverride w:val="4"/>
+      <w:startOverride w:val="16"/>
     </w:lvlOverride>
     <w:lvlOverride w:ilvl="7">
-      <w:startOverride w:val="4"/>
+      <w:startOverride w:val="16"/>
     </w:lvlOverride>
     <w:lvlOverride w:ilvl="8">
-      <w:startOverride w:val="4"/>
+      <w:startOverride w:val="16"/>
     </w:lvlOverride>
   </w:num>
 </w:numbering>
